--- a/docs/submission/系统设计文档.docx
+++ b/docs/submission/系统设计文档.docx
@@ -5924,32 +5924,570 @@
     </w:tbl>
     <w:p/>
     <w:p>
-      <w:r>
-        <w:br w:type="page"/>
-      </w:r>
-    </w:p>
-    <w:p>
-      <w:pPr>
-        <w:pStyle w:val="Heading1"/>
-      </w:pPr>
-      <w:r>
-        <w:t>4  数据架构设计</w:t>
-      </w:r>
-    </w:p>
-    <w:p>
       <w:pPr>
         <w:pStyle w:val="Heading2"/>
       </w:pPr>
       <w:r>
-        <w:t>4.1  数据存储总体方案</w:t>
-      </w:r>
-    </w:p>
-    <w:p>
-      <w:r>
-        <w:rPr>
-          <w:sz w:val="24"/>
-        </w:rPr>
-        <w:t>系统采用分层存储架构：MySQL 作为业务事实源存储所有结构化业务数据，Weaviate 作为向量检索引擎存储知识文档的向量化分片，Redis 预留用于缓存和会话管理，MinIO 预留用于图片和文件对象存储。</w:t>
+        <w:t>3.6  移动客户端（Android）</w:t>
+      </w:r>
+    </w:p>
+    <w:p>
+      <w:r>
+        <w:rPr>
+          <w:sz w:val="24"/>
+        </w:rPr>
+        <w:t>FlowMind Agent 已实现一版 Android 移动客户端（Debug APK），位于 app/mobile/ 目录。移动端通过后端 REST API 访问所有业务能力，不直接持有大模型 API Key 或数据库连接。</w:t>
+      </w:r>
+    </w:p>
+    <w:p>
+      <w:pPr>
+        <w:pStyle w:val="Heading3"/>
+      </w:pPr>
+      <w:r>
+        <w:t>3.6.1  技术栈</w:t>
+      </w:r>
+    </w:p>
+    <w:tbl>
+      <w:tblPr>
+        <w:tblStyle w:val="TableGrid"/>
+        <w:tblW w:type="auto" w:w="0"/>
+        <w:tblLook w:firstColumn="1" w:firstRow="1" w:lastColumn="0" w:lastRow="0" w:noHBand="0" w:noVBand="1" w:val="04A0"/>
+      </w:tblPr>
+      <w:tblGrid>
+        <w:gridCol w:w="4323"/>
+        <w:gridCol w:w="4323"/>
+      </w:tblGrid>
+      <w:tr>
+        <w:tc>
+          <w:tcPr>
+            <w:tcW w:type="dxa" w:w="4323"/>
+          </w:tcPr>
+          <w:p>
+            <w:r>
+              <w:rPr>
+                <w:b/>
+                <w:sz w:val="20"/>
+              </w:rPr>
+              <w:t>技术</w:t>
+            </w:r>
+          </w:p>
+        </w:tc>
+        <w:tc>
+          <w:tcPr>
+            <w:tcW w:type="dxa" w:w="4323"/>
+          </w:tcPr>
+          <w:p>
+            <w:r>
+              <w:rPr>
+                <w:b/>
+                <w:sz w:val="20"/>
+              </w:rPr>
+              <w:t>用途</w:t>
+            </w:r>
+          </w:p>
+        </w:tc>
+      </w:tr>
+      <w:tr>
+        <w:tc>
+          <w:tcPr>
+            <w:tcW w:type="dxa" w:w="4323"/>
+          </w:tcPr>
+          <w:p>
+            <w:r>
+              <w:rPr>
+                <w:sz w:val="20"/>
+              </w:rPr>
+              <w:t>Android (Java)</w:t>
+            </w:r>
+          </w:p>
+        </w:tc>
+        <w:tc>
+          <w:tcPr>
+            <w:tcW w:type="dxa" w:w="4323"/>
+          </w:tcPr>
+          <w:p>
+            <w:r>
+              <w:rPr>
+                <w:sz w:val="20"/>
+              </w:rPr>
+              <w:t>原生 Android 应用开发，MainActivity.java 约 1,427 行</w:t>
+            </w:r>
+          </w:p>
+        </w:tc>
+      </w:tr>
+      <w:tr>
+        <w:tc>
+          <w:tcPr>
+            <w:tcW w:type="dxa" w:w="4323"/>
+          </w:tcPr>
+          <w:p>
+            <w:r>
+              <w:rPr>
+                <w:sz w:val="20"/>
+              </w:rPr>
+              <w:t>OkHttp / HttpURLConnection</w:t>
+            </w:r>
+          </w:p>
+        </w:tc>
+        <w:tc>
+          <w:tcPr>
+            <w:tcW w:type="dxa" w:w="4323"/>
+          </w:tcPr>
+          <w:p>
+            <w:r>
+              <w:rPr>
+                <w:sz w:val="20"/>
+              </w:rPr>
+              <w:t>网络请求与 SSE 流式对话</w:t>
+            </w:r>
+          </w:p>
+        </w:tc>
+      </w:tr>
+      <w:tr>
+        <w:tc>
+          <w:tcPr>
+            <w:tcW w:type="dxa" w:w="4323"/>
+          </w:tcPr>
+          <w:p>
+            <w:r>
+              <w:rPr>
+                <w:sz w:val="20"/>
+              </w:rPr>
+              <w:t>Gradle</w:t>
+            </w:r>
+          </w:p>
+        </w:tc>
+        <w:tc>
+          <w:tcPr>
+            <w:tcW w:type="dxa" w:w="4323"/>
+          </w:tcPr>
+          <w:p>
+            <w:r>
+              <w:rPr>
+                <w:sz w:val="20"/>
+              </w:rPr>
+              <w:t>构建系统，app/build.gradle + settings.gradle</w:t>
+            </w:r>
+          </w:p>
+        </w:tc>
+      </w:tr>
+      <w:tr>
+        <w:tc>
+          <w:tcPr>
+            <w:tcW w:type="dxa" w:w="4323"/>
+          </w:tcPr>
+          <w:p>
+            <w:r>
+              <w:rPr>
+                <w:sz w:val="20"/>
+              </w:rPr>
+              <w:t>Android Manifest</w:t>
+            </w:r>
+          </w:p>
+        </w:tc>
+        <w:tc>
+          <w:tcPr>
+            <w:tcW w:type="dxa" w:w="4323"/>
+          </w:tcPr>
+          <w:p>
+            <w:r>
+              <w:rPr>
+                <w:sz w:val="20"/>
+              </w:rPr>
+              <w:t>应用权限与组件声明</w:t>
+            </w:r>
+          </w:p>
+        </w:tc>
+      </w:tr>
+    </w:tbl>
+    <w:p/>
+    <w:p>
+      <w:pPr>
+        <w:pStyle w:val="Heading3"/>
+      </w:pPr>
+      <w:r>
+        <w:t>3.6.2  核心功能</w:t>
+      </w:r>
+    </w:p>
+    <w:p>
+      <w:r>
+        <w:rPr>
+          <w:sz w:val="24"/>
+        </w:rPr>
+        <w:t>移动端通过 ApiClient.java（约 198 行）统一封装后端接口调用，覆盖以下功能：</w:t>
+      </w:r>
+    </w:p>
+    <w:p>
+      <w:r>
+        <w:rPr>
+          <w:sz w:val="24"/>
+        </w:rPr>
+        <w:t>① 用户登录与 Token 管理：与 Web 端共享同一套用户认证体系。</w:t>
+      </w:r>
+    </w:p>
+    <w:p>
+      <w:r>
+        <w:rPr>
+          <w:sz w:val="24"/>
+        </w:rPr>
+        <w:t>② AI 对话工作台：支持流式（SSE）对话，展示模型 Thinking 和工具调用结果。</w:t>
+      </w:r>
+    </w:p>
+    <w:p>
+      <w:r>
+        <w:rPr>
+          <w:sz w:val="24"/>
+        </w:rPr>
+        <w:t>③ 内容运营：选题浏览、文案查看、内容日历。</w:t>
+      </w:r>
+    </w:p>
+    <w:p>
+      <w:r>
+        <w:rPr>
+          <w:sz w:val="24"/>
+        </w:rPr>
+        <w:t>④ 知识库检索：文档列表、标签筛选、向量语义检索。</w:t>
+      </w:r>
+    </w:p>
+    <w:p>
+      <w:r>
+        <w:rPr>
+          <w:sz w:val="24"/>
+        </w:rPr>
+        <w:t>⑤ 学员管理：学员列表、画像查看、AI 分析。</w:t>
+      </w:r>
+    </w:p>
+    <w:p>
+      <w:r>
+        <w:rPr>
+          <w:sz w:val="24"/>
+        </w:rPr>
+        <w:t>⑥ 院校情报：项目浏览、截止时间、报名条件查询。</w:t>
+      </w:r>
+    </w:p>
+    <w:p>
+      <w:r>
+        <w:rPr>
+          <w:sz w:val="24"/>
+        </w:rPr>
+        <w:t>⑦ 系统设置与飞书同步状态查看。</w:t>
+      </w:r>
+    </w:p>
+    <w:p>
+      <w:r>
+        <w:rPr>
+          <w:sz w:val="24"/>
+        </w:rPr>
+        <w:t>移动端的架构原则与 Web 端一致：所有外部 API 调用均经过后端代理，移动端不直接持有 LLM Key 或飞书 App Secret，敏感操作通过后端鉴权拦截器控制。</w:t>
+      </w:r>
+    </w:p>
+    <w:p>
+      <w:pPr>
+        <w:pStyle w:val="Heading2"/>
+      </w:pPr>
+      <w:r>
+        <w:t>3.7  桌面客户端（Python / PySide6）</w:t>
+      </w:r>
+    </w:p>
+    <w:p>
+      <w:r>
+        <w:rPr>
+          <w:sz w:val="24"/>
+        </w:rPr>
+        <w:t>系统额外提供了一套 Python 桌面客户端（desktop_fronted/），使用 PySide6 高保真复刻了 Web 前端全部 10 个业务页面。桌面端采用"保留后端、只重写客户端界面"的迁移策略，通过统一 API 客户端（api.py）访问现有 Java 后端，不重复开发业务逻辑。</w:t>
+      </w:r>
+    </w:p>
+    <w:p>
+      <w:pPr>
+        <w:pStyle w:val="Heading3"/>
+      </w:pPr>
+      <w:r>
+        <w:t>3.7.1  技术栈</w:t>
+      </w:r>
+    </w:p>
+    <w:tbl>
+      <w:tblPr>
+        <w:tblStyle w:val="TableGrid"/>
+        <w:tblW w:type="auto" w:w="0"/>
+        <w:tblLook w:firstColumn="1" w:firstRow="1" w:lastColumn="0" w:lastRow="0" w:noHBand="0" w:noVBand="1" w:val="04A0"/>
+      </w:tblPr>
+      <w:tblGrid>
+        <w:gridCol w:w="2882"/>
+        <w:gridCol w:w="2882"/>
+        <w:gridCol w:w="2882"/>
+      </w:tblGrid>
+      <w:tr>
+        <w:tc>
+          <w:tcPr>
+            <w:tcW w:type="dxa" w:w="2882"/>
+          </w:tcPr>
+          <w:p>
+            <w:r>
+              <w:rPr>
+                <w:b/>
+                <w:sz w:val="20"/>
+              </w:rPr>
+              <w:t>技术</w:t>
+            </w:r>
+          </w:p>
+        </w:tc>
+        <w:tc>
+          <w:tcPr>
+            <w:tcW w:type="dxa" w:w="2882"/>
+          </w:tcPr>
+          <w:p>
+            <w:r>
+              <w:rPr>
+                <w:b/>
+                <w:sz w:val="20"/>
+              </w:rPr>
+              <w:t>版本</w:t>
+            </w:r>
+          </w:p>
+        </w:tc>
+        <w:tc>
+          <w:tcPr>
+            <w:tcW w:type="dxa" w:w="2882"/>
+          </w:tcPr>
+          <w:p>
+            <w:r>
+              <w:rPr>
+                <w:b/>
+                <w:sz w:val="20"/>
+              </w:rPr>
+              <w:t>用途</w:t>
+            </w:r>
+          </w:p>
+        </w:tc>
+      </w:tr>
+      <w:tr>
+        <w:tc>
+          <w:tcPr>
+            <w:tcW w:type="dxa" w:w="2882"/>
+          </w:tcPr>
+          <w:p>
+            <w:r>
+              <w:rPr>
+                <w:sz w:val="20"/>
+              </w:rPr>
+              <w:t>PySide6</w:t>
+            </w:r>
+          </w:p>
+        </w:tc>
+        <w:tc>
+          <w:tcPr>
+            <w:tcW w:type="dxa" w:w="2882"/>
+          </w:tcPr>
+          <w:p>
+            <w:r>
+              <w:rPr>
+                <w:sz w:val="20"/>
+              </w:rPr>
+              <w:t>6.7.3</w:t>
+            </w:r>
+          </w:p>
+        </w:tc>
+        <w:tc>
+          <w:tcPr>
+            <w:tcW w:type="dxa" w:w="2882"/>
+          </w:tcPr>
+          <w:p>
+            <w:r>
+              <w:rPr>
+                <w:sz w:val="20"/>
+              </w:rPr>
+              <w:t>高保真 GUI 框架，复刻 Web 端页面和交互</w:t>
+            </w:r>
+          </w:p>
+        </w:tc>
+      </w:tr>
+      <w:tr>
+        <w:tc>
+          <w:tcPr>
+            <w:tcW w:type="dxa" w:w="2882"/>
+          </w:tcPr>
+          <w:p>
+            <w:r>
+              <w:rPr>
+                <w:sz w:val="20"/>
+              </w:rPr>
+              <w:t>Tkinter</w:t>
+            </w:r>
+          </w:p>
+        </w:tc>
+        <w:tc>
+          <w:tcPr>
+            <w:tcW w:type="dxa" w:w="2882"/>
+          </w:tcPr>
+          <w:p>
+            <w:r>
+              <w:rPr>
+                <w:sz w:val="20"/>
+              </w:rPr>
+              <w:t>标准库</w:t>
+            </w:r>
+          </w:p>
+        </w:tc>
+        <w:tc>
+          <w:tcPr>
+            <w:tcW w:type="dxa" w:w="2882"/>
+          </w:tcPr>
+          <w:p>
+            <w:r>
+              <w:rPr>
+                <w:sz w:val="20"/>
+              </w:rPr>
+              <w:t>兜底 GUI 方案，无需额外安装依赖即可运行</w:t>
+            </w:r>
+          </w:p>
+        </w:tc>
+      </w:tr>
+      <w:tr>
+        <w:tc>
+          <w:tcPr>
+            <w:tcW w:type="dxa" w:w="2882"/>
+          </w:tcPr>
+          <w:p>
+            <w:r>
+              <w:rPr>
+                <w:sz w:val="20"/>
+              </w:rPr>
+              <w:t>httpx</w:t>
+            </w:r>
+          </w:p>
+        </w:tc>
+        <w:tc>
+          <w:tcPr>
+            <w:tcW w:type="dxa" w:w="2882"/>
+          </w:tcPr>
+          <w:p>
+            <w:r>
+              <w:rPr>
+                <w:sz w:val="20"/>
+              </w:rPr>
+              <w:t>0.27+</w:t>
+            </w:r>
+          </w:p>
+        </w:tc>
+        <w:tc>
+          <w:tcPr>
+            <w:tcW w:type="dxa" w:w="2882"/>
+          </w:tcPr>
+          <w:p>
+            <w:r>
+              <w:rPr>
+                <w:sz w:val="20"/>
+              </w:rPr>
+              <w:t>HTTP/SSE 网络请求</w:t>
+            </w:r>
+          </w:p>
+        </w:tc>
+      </w:tr>
+      <w:tr>
+        <w:tc>
+          <w:tcPr>
+            <w:tcW w:type="dxa" w:w="2882"/>
+          </w:tcPr>
+          <w:p>
+            <w:r>
+              <w:rPr>
+                <w:sz w:val="20"/>
+              </w:rPr>
+              <w:t>Python</w:t>
+            </w:r>
+          </w:p>
+        </w:tc>
+        <w:tc>
+          <w:tcPr>
+            <w:tcW w:type="dxa" w:w="2882"/>
+          </w:tcPr>
+          <w:p>
+            <w:r>
+              <w:rPr>
+                <w:sz w:val="20"/>
+              </w:rPr>
+              <w:t>3.10+</w:t>
+            </w:r>
+          </w:p>
+        </w:tc>
+        <w:tc>
+          <w:tcPr>
+            <w:tcW w:type="dxa" w:w="2882"/>
+          </w:tcPr>
+          <w:p>
+            <w:r>
+              <w:rPr>
+                <w:sz w:val="20"/>
+              </w:rPr>
+              <w:t>开发语言</w:t>
+            </w:r>
+          </w:p>
+        </w:tc>
+      </w:tr>
+    </w:tbl>
+    <w:p/>
+    <w:p>
+      <w:pPr>
+        <w:pStyle w:val="Heading3"/>
+      </w:pPr>
+      <w:r>
+        <w:t>3.7.2  架构设计</w:t>
+      </w:r>
+    </w:p>
+    <w:p>
+      <w:r>
+        <w:rPr>
+          <w:sz w:val="24"/>
+        </w:rPr>
+        <w:t>桌面端由以下核心模块组成：</w:t>
+      </w:r>
+    </w:p>
+    <w:p>
+      <w:r>
+        <w:rPr>
+          <w:sz w:val="24"/>
+        </w:rPr>
+        <w:t>① api.py（~36KB）：统一 API 客户端，封装所有后端 REST 接口和 SSE 流式端点，同时内置离线 Mock 模式（offline://demo），无后端时可完整演示。</w:t>
+      </w:r>
+    </w:p>
+    <w:p>
+      <w:r>
+        <w:rPr>
+          <w:sz w:val="24"/>
+        </w:rPr>
+        <w:t>② fallback_data.py（~16KB）：离线 Demo 数据，覆盖所有业务模块的 Mock 数据，支持模拟登录、角色权限、流式对话、内容运营、知识库、学员/院校等。</w:t>
+      </w:r>
+    </w:p>
+    <w:p>
+      <w:r>
+        <w:rPr>
+          <w:sz w:val="24"/>
+        </w:rPr>
+        <w:t>③ views.py（~224KB）：PySide6 主页面实现，包含 LoginPage、ShellWidget（主布局）、DashboardPage、AgentPage（AI 工作台）、ContentPage、KnowledgePage、StudentsPage、SchoolsPage、FeishuPage、SettingsPage 共 10 个业务页面。</w:t>
+      </w:r>
+    </w:p>
+    <w:p>
+      <w:r>
+        <w:rPr>
+          <w:sz w:val="24"/>
+        </w:rPr>
+        <w:t>④ widgets.py（~21KB）：通用组件库，包含 Badge、StarRating、MarkdownPanel、JsonPanel、TraceListPanel、CalendarGrid、ChartCard、DataTable、StreamWorker（SSE 流式线程）、ApiWorker（异步 API 线程）等。</w:t>
+      </w:r>
+    </w:p>
+    <w:p>
+      <w:r>
+        <w:rPr>
+          <w:sz w:val="24"/>
+        </w:rPr>
+        <w:t>⑤ styles.py（~6KB）：QSS 样式系统，定义全应用统一的颜色、字体、圆角、边框、hover/selected 状态等视觉规范。</w:t>
+      </w:r>
+    </w:p>
+    <w:p>
+      <w:pPr>
+        <w:pStyle w:val="Heading3"/>
+      </w:pPr>
+      <w:r>
+        <w:t>3.7.3  与 Web 端的功能对齐程度</w:t>
       </w:r>
     </w:p>
     <w:tbl>
@@ -5975,7 +6513,7 @@
                 <w:b/>
                 <w:sz w:val="20"/>
               </w:rPr>
-              <w:t>存储系统</w:t>
+              <w:t>页面</w:t>
             </w:r>
           </w:p>
         </w:tc>
@@ -5989,7 +6527,7 @@
                 <w:b/>
                 <w:sz w:val="20"/>
               </w:rPr>
-              <w:t>定位</w:t>
+              <w:t>Web 端</w:t>
             </w:r>
           </w:p>
         </w:tc>
@@ -6003,7 +6541,7 @@
                 <w:b/>
                 <w:sz w:val="20"/>
               </w:rPr>
-              <w:t>存储内容</w:t>
+              <w:t>桌面端 (PySide6)</w:t>
             </w:r>
           </w:p>
         </w:tc>
@@ -6017,7 +6555,7 @@
                 <w:b/>
                 <w:sz w:val="20"/>
               </w:rPr>
-              <w:t>状态</w:t>
+              <w:t>对齐度</w:t>
             </w:r>
           </w:p>
         </w:tc>
@@ -6032,7 +6570,7 @@
               <w:rPr>
                 <w:sz w:val="20"/>
               </w:rPr>
-              <w:t>MySQL</w:t>
+              <w:t>登录</w:t>
             </w:r>
           </w:p>
         </w:tc>
@@ -6045,7 +6583,7 @@
               <w:rPr>
                 <w:sz w:val="20"/>
               </w:rPr>
-              <w:t>业务事实源（Source of Truth）</w:t>
+              <w:t>LoginView.vue</w:t>
             </w:r>
           </w:p>
         </w:tc>
@@ -6058,7 +6596,7 @@
               <w:rPr>
                 <w:sz w:val="20"/>
               </w:rPr>
-              <w:t>用户/角色/权限、AI 会话/消息、内容主题/文案/日历、知识文档/标签、学员/院校、飞书同步记录、系统日志</w:t>
+              <w:t>LoginPage（双栏品牌面板 + 5 个 Demo 账号快捷入口）</w:t>
             </w:r>
           </w:p>
         </w:tc>
@@ -6071,7 +6609,7 @@
               <w:rPr>
                 <w:sz w:val="20"/>
               </w:rPr>
-              <w:t>已实现（17 张表）</w:t>
+              <w:t>✅ 完整对齐</w:t>
             </w:r>
           </w:p>
         </w:tc>
@@ -6086,7 +6624,7 @@
               <w:rPr>
                 <w:sz w:val="20"/>
               </w:rPr>
-              <w:t>Weaviate</w:t>
+              <w:t>Dashboard</w:t>
             </w:r>
           </w:p>
         </w:tc>
@@ -6099,7 +6637,7 @@
               <w:rPr>
                 <w:sz w:val="20"/>
               </w:rPr>
-              <w:t>语义检索引擎</w:t>
+              <w:t>DashboardView.vue</w:t>
             </w:r>
           </w:p>
         </w:tc>
@@ -6112,7 +6650,7 @@
               <w:rPr>
                 <w:sz w:val="20"/>
               </w:rPr>
-              <w:t>知识文档的向量化分片（chunk），关联 MySQL 中的原始文档</w:t>
+              <w:t>DashboardPage（Hero 区 + 统计卡片 + 图表）</w:t>
             </w:r>
           </w:p>
         </w:tc>
@@ -6125,7 +6663,7 @@
               <w:rPr>
                 <w:sz w:val="20"/>
               </w:rPr>
-              <w:t>已实现</w:t>
+              <w:t>✅ 完整对齐</w:t>
             </w:r>
           </w:p>
         </w:tc>
@@ -6140,7 +6678,7 @@
               <w:rPr>
                 <w:sz w:val="20"/>
               </w:rPr>
-              <w:t>Redis</w:t>
+              <w:t>AI 工作台</w:t>
             </w:r>
           </w:p>
         </w:tc>
@@ -6153,7 +6691,7 @@
               <w:rPr>
                 <w:sz w:val="20"/>
               </w:rPr>
-              <w:t>缓存与中间层</w:t>
+              <w:t>AgentWorkspaceView.vue</w:t>
             </w:r>
           </w:p>
         </w:tc>
@@ -6166,7 +6704,7 @@
               <w:rPr>
                 <w:sz w:val="20"/>
               </w:rPr>
-              <w:t>热点配置缓存、会话 Token、API 限流计数器、统计分析缓存</w:t>
+              <w:t>AgentPage（会话管理 + SSE 流式 + Thinking/Trace + 上下文面板）</w:t>
             </w:r>
           </w:p>
         </w:tc>
@@ -6179,7 +6717,7 @@
               <w:rPr>
                 <w:sz w:val="20"/>
               </w:rPr>
-              <w:t>预留</w:t>
+              <w:t>✅ 完整对齐</w:t>
             </w:r>
           </w:p>
         </w:tc>
@@ -6194,7 +6732,7 @@
               <w:rPr>
                 <w:sz w:val="20"/>
               </w:rPr>
-              <w:t>MinIO</w:t>
+              <w:t>内容运营</w:t>
             </w:r>
           </w:p>
         </w:tc>
@@ -6207,7 +6745,7 @@
               <w:rPr>
                 <w:sz w:val="20"/>
               </w:rPr>
-              <w:t>对象存储</w:t>
+              <w:t>ContentView.vue</w:t>
             </w:r>
           </w:p>
         </w:tc>
@@ -6220,7 +6758,7 @@
               <w:rPr>
                 <w:sz w:val="20"/>
               </w:rPr>
-              <w:t>内容配图、文件附件、学员头像、知识库文件</w:t>
+              <w:t>ContentPage（主题库 + 文案库 + 日历 + SOP + 一键入库）</w:t>
             </w:r>
           </w:p>
         </w:tc>
@@ -6233,7 +6771,331 @@
               <w:rPr>
                 <w:sz w:val="20"/>
               </w:rPr>
-              <w:t>预留</w:t>
+              <w:t>✅ 完整对齐</w:t>
+            </w:r>
+          </w:p>
+        </w:tc>
+      </w:tr>
+      <w:tr>
+        <w:tc>
+          <w:tcPr>
+            <w:tcW w:type="dxa" w:w="2161"/>
+          </w:tcPr>
+          <w:p>
+            <w:r>
+              <w:rPr>
+                <w:sz w:val="20"/>
+              </w:rPr>
+              <w:t>知识库</w:t>
+            </w:r>
+          </w:p>
+        </w:tc>
+        <w:tc>
+          <w:tcPr>
+            <w:tcW w:type="dxa" w:w="2161"/>
+          </w:tcPr>
+          <w:p>
+            <w:r>
+              <w:rPr>
+                <w:sz w:val="20"/>
+              </w:rPr>
+              <w:t>KnowledgeView.vue</w:t>
+            </w:r>
+          </w:p>
+        </w:tc>
+        <w:tc>
+          <w:tcPr>
+            <w:tcW w:type="dxa" w:w="2161"/>
+          </w:tcPr>
+          <w:p>
+            <w:r>
+              <w:rPr>
+                <w:sz w:val="20"/>
+              </w:rPr>
+              <w:t>KnowledgePage（卡片/表格视图 + 标签编辑 + 向量检索 + 同步）</w:t>
+            </w:r>
+          </w:p>
+        </w:tc>
+        <w:tc>
+          <w:tcPr>
+            <w:tcW w:type="dxa" w:w="2161"/>
+          </w:tcPr>
+          <w:p>
+            <w:r>
+              <w:rPr>
+                <w:sz w:val="20"/>
+              </w:rPr>
+              <w:t>✅ 完整对齐</w:t>
+            </w:r>
+          </w:p>
+        </w:tc>
+      </w:tr>
+      <w:tr>
+        <w:tc>
+          <w:tcPr>
+            <w:tcW w:type="dxa" w:w="2161"/>
+          </w:tcPr>
+          <w:p>
+            <w:r>
+              <w:rPr>
+                <w:sz w:val="20"/>
+              </w:rPr>
+              <w:t>学员管理</w:t>
+            </w:r>
+          </w:p>
+        </w:tc>
+        <w:tc>
+          <w:tcPr>
+            <w:tcW w:type="dxa" w:w="2161"/>
+          </w:tcPr>
+          <w:p>
+            <w:r>
+              <w:rPr>
+                <w:sz w:val="20"/>
+              </w:rPr>
+              <w:t>StudentsView.vue</w:t>
+            </w:r>
+          </w:p>
+        </w:tc>
+        <w:tc>
+          <w:tcPr>
+            <w:tcW w:type="dxa" w:w="2161"/>
+          </w:tcPr>
+          <w:p>
+            <w:r>
+              <w:rPr>
+                <w:sz w:val="20"/>
+              </w:rPr>
+              <w:t>StudentsPage（卡片/表格 + 风险着色 + AI 分析 + 进度条）</w:t>
+            </w:r>
+          </w:p>
+        </w:tc>
+        <w:tc>
+          <w:tcPr>
+            <w:tcW w:type="dxa" w:w="2161"/>
+          </w:tcPr>
+          <w:p>
+            <w:r>
+              <w:rPr>
+                <w:sz w:val="20"/>
+              </w:rPr>
+              <w:t>✅ 完整对齐</w:t>
+            </w:r>
+          </w:p>
+        </w:tc>
+      </w:tr>
+      <w:tr>
+        <w:tc>
+          <w:tcPr>
+            <w:tcW w:type="dxa" w:w="2161"/>
+          </w:tcPr>
+          <w:p>
+            <w:r>
+              <w:rPr>
+                <w:sz w:val="20"/>
+              </w:rPr>
+              <w:t>院校情报</w:t>
+            </w:r>
+          </w:p>
+        </w:tc>
+        <w:tc>
+          <w:tcPr>
+            <w:tcW w:type="dxa" w:w="2161"/>
+          </w:tcPr>
+          <w:p>
+            <w:r>
+              <w:rPr>
+                <w:sz w:val="20"/>
+              </w:rPr>
+              <w:t>SchoolsView.vue</w:t>
+            </w:r>
+          </w:p>
+        </w:tc>
+        <w:tc>
+          <w:tcPr>
+            <w:tcW w:type="dxa" w:w="2161"/>
+          </w:tcPr>
+          <w:p>
+            <w:r>
+              <w:rPr>
+                <w:sz w:val="20"/>
+              </w:rPr>
+              <w:t>SchoolsPage（项目卡片 + 搜索筛选 + 截止着色 + AI 推荐）</w:t>
+            </w:r>
+          </w:p>
+        </w:tc>
+        <w:tc>
+          <w:tcPr>
+            <w:tcW w:type="dxa" w:w="2161"/>
+          </w:tcPr>
+          <w:p>
+            <w:r>
+              <w:rPr>
+                <w:sz w:val="20"/>
+              </w:rPr>
+              <w:t>✅ 完整对齐</w:t>
+            </w:r>
+          </w:p>
+        </w:tc>
+      </w:tr>
+      <w:tr>
+        <w:tc>
+          <w:tcPr>
+            <w:tcW w:type="dxa" w:w="2161"/>
+          </w:tcPr>
+          <w:p>
+            <w:r>
+              <w:rPr>
+                <w:sz w:val="20"/>
+              </w:rPr>
+              <w:t>数据分析</w:t>
+            </w:r>
+          </w:p>
+        </w:tc>
+        <w:tc>
+          <w:tcPr>
+            <w:tcW w:type="dxa" w:w="2161"/>
+          </w:tcPr>
+          <w:p>
+            <w:r>
+              <w:rPr>
+                <w:sz w:val="20"/>
+              </w:rPr>
+              <w:t>AnalyticsView.vue</w:t>
+            </w:r>
+          </w:p>
+        </w:tc>
+        <w:tc>
+          <w:tcPr>
+            <w:tcW w:type="dxa" w:w="2161"/>
+          </w:tcPr>
+          <w:p>
+            <w:r>
+              <w:rPr>
+                <w:sz w:val="20"/>
+              </w:rPr>
+              <w:t>AnalyticsPage（统计卡 + 自绘图表）</w:t>
+            </w:r>
+          </w:p>
+        </w:tc>
+        <w:tc>
+          <w:tcPr>
+            <w:tcW w:type="dxa" w:w="2161"/>
+          </w:tcPr>
+          <w:p>
+            <w:r>
+              <w:rPr>
+                <w:sz w:val="20"/>
+              </w:rPr>
+              <w:t>✅ 完整对齐</w:t>
+            </w:r>
+          </w:p>
+        </w:tc>
+      </w:tr>
+      <w:tr>
+        <w:tc>
+          <w:tcPr>
+            <w:tcW w:type="dxa" w:w="2161"/>
+          </w:tcPr>
+          <w:p>
+            <w:r>
+              <w:rPr>
+                <w:sz w:val="20"/>
+              </w:rPr>
+              <w:t>飞书同步</w:t>
+            </w:r>
+          </w:p>
+        </w:tc>
+        <w:tc>
+          <w:tcPr>
+            <w:tcW w:type="dxa" w:w="2161"/>
+          </w:tcPr>
+          <w:p>
+            <w:r>
+              <w:rPr>
+                <w:sz w:val="20"/>
+              </w:rPr>
+              <w:t>FeishuView.vue</w:t>
+            </w:r>
+          </w:p>
+        </w:tc>
+        <w:tc>
+          <w:tcPr>
+            <w:tcW w:type="dxa" w:w="2161"/>
+          </w:tcPr>
+          <w:p>
+            <w:r>
+              <w:rPr>
+                <w:sz w:val="20"/>
+              </w:rPr>
+              <w:t>FeishuPage（连接状态 + 同步日志 + 文档创建/读取）</w:t>
+            </w:r>
+          </w:p>
+        </w:tc>
+        <w:tc>
+          <w:tcPr>
+            <w:tcW w:type="dxa" w:w="2161"/>
+          </w:tcPr>
+          <w:p>
+            <w:r>
+              <w:rPr>
+                <w:sz w:val="20"/>
+              </w:rPr>
+              <w:t>✅ 完整对齐</w:t>
+            </w:r>
+          </w:p>
+        </w:tc>
+      </w:tr>
+      <w:tr>
+        <w:tc>
+          <w:tcPr>
+            <w:tcW w:type="dxa" w:w="2161"/>
+          </w:tcPr>
+          <w:p>
+            <w:r>
+              <w:rPr>
+                <w:sz w:val="20"/>
+              </w:rPr>
+              <w:t>系统设置</w:t>
+            </w:r>
+          </w:p>
+        </w:tc>
+        <w:tc>
+          <w:tcPr>
+            <w:tcW w:type="dxa" w:w="2161"/>
+          </w:tcPr>
+          <w:p>
+            <w:r>
+              <w:rPr>
+                <w:sz w:val="20"/>
+              </w:rPr>
+              <w:t>SettingsView.vue</w:t>
+            </w:r>
+          </w:p>
+        </w:tc>
+        <w:tc>
+          <w:tcPr>
+            <w:tcW w:type="dxa" w:w="2161"/>
+          </w:tcPr>
+          <w:p>
+            <w:r>
+              <w:rPr>
+                <w:sz w:val="20"/>
+              </w:rPr>
+              <w:t>SettingsPage（模型/Prompt/飞书/权限/路由/日志）</w:t>
+            </w:r>
+          </w:p>
+        </w:tc>
+        <w:tc>
+          <w:tcPr>
+            <w:tcW w:type="dxa" w:w="2161"/>
+          </w:tcPr>
+          <w:p>
+            <w:r>
+              <w:rPr>
+                <w:sz w:val="20"/>
+              </w:rPr>
+              <w:t>✅ 完整对齐</w:t>
             </w:r>
           </w:p>
         </w:tc>
@@ -6241,10 +7103,359 @@
     </w:tbl>
     <w:p/>
     <w:p>
+      <w:r>
+        <w:rPr>
+          <w:sz w:val="24"/>
+        </w:rPr>
+        <w:t>桌面端还支持以下特色能力：</w:t>
+      </w:r>
+    </w:p>
+    <w:p>
+      <w:r>
+        <w:rPr>
+          <w:sz w:val="24"/>
+        </w:rPr>
+        <w:t>① 离线 Demo 模式：使用 offline://demo 作为 Base URL 时，完全离线运行，内置 Mock 数据覆盖所有业务场景。</w:t>
+      </w:r>
+    </w:p>
+    <w:p>
+      <w:r>
+        <w:rPr>
+          <w:sz w:val="24"/>
+        </w:rPr>
+        <w:t>② 双渲染器：PySide6 作为主渲染器提供高保真体验，Tkinter（tk_app.py）作为兜底渲染器在 PySide6 不可用时仍可运行。</w:t>
+      </w:r>
+    </w:p>
+    <w:p>
+      <w:r>
+        <w:rPr>
+          <w:sz w:val="24"/>
+        </w:rPr>
+        <w:t>③ 自动化自检：smoke_test.py（API/离线数据）、pyside_smoke_test.py（GUI 页面创建/切换）、check_desktop.py（一键全检）。</w:t>
+      </w:r>
+    </w:p>
+    <w:p>
+      <w:r>
+        <w:br w:type="page"/>
+      </w:r>
+    </w:p>
+    <w:p>
+      <w:pPr>
+        <w:pStyle w:val="Heading1"/>
+      </w:pPr>
+      <w:r>
+        <w:t>4  数据架构设计</w:t>
+      </w:r>
+    </w:p>
+    <w:p>
       <w:pPr>
         <w:pStyle w:val="Heading2"/>
       </w:pPr>
       <w:r>
+        <w:t>4.1  数据存储总体方案</w:t>
+      </w:r>
+    </w:p>
+    <w:p>
+      <w:r>
+        <w:rPr>
+          <w:sz w:val="24"/>
+        </w:rPr>
+        <w:t>系统采用分层存储架构：MySQL 作为业务事实源存储所有结构化业务数据，Weaviate 作为向量检索引擎存储知识文档的向量化分片，Redis 预留用于缓存和会话管理，MinIO 预留用于图片和文件对象存储。</w:t>
+      </w:r>
+    </w:p>
+    <w:tbl>
+      <w:tblPr>
+        <w:tblStyle w:val="TableGrid"/>
+        <w:tblW w:type="auto" w:w="0"/>
+        <w:tblLook w:firstColumn="1" w:firstRow="1" w:lastColumn="0" w:lastRow="0" w:noHBand="0" w:noVBand="1" w:val="04A0"/>
+      </w:tblPr>
+      <w:tblGrid>
+        <w:gridCol w:w="2161"/>
+        <w:gridCol w:w="2161"/>
+        <w:gridCol w:w="2161"/>
+        <w:gridCol w:w="2161"/>
+      </w:tblGrid>
+      <w:tr>
+        <w:tc>
+          <w:tcPr>
+            <w:tcW w:type="dxa" w:w="2161"/>
+          </w:tcPr>
+          <w:p>
+            <w:r>
+              <w:rPr>
+                <w:b/>
+                <w:sz w:val="20"/>
+              </w:rPr>
+              <w:t>存储系统</w:t>
+            </w:r>
+          </w:p>
+        </w:tc>
+        <w:tc>
+          <w:tcPr>
+            <w:tcW w:type="dxa" w:w="2161"/>
+          </w:tcPr>
+          <w:p>
+            <w:r>
+              <w:rPr>
+                <w:b/>
+                <w:sz w:val="20"/>
+              </w:rPr>
+              <w:t>定位</w:t>
+            </w:r>
+          </w:p>
+        </w:tc>
+        <w:tc>
+          <w:tcPr>
+            <w:tcW w:type="dxa" w:w="2161"/>
+          </w:tcPr>
+          <w:p>
+            <w:r>
+              <w:rPr>
+                <w:b/>
+                <w:sz w:val="20"/>
+              </w:rPr>
+              <w:t>存储内容</w:t>
+            </w:r>
+          </w:p>
+        </w:tc>
+        <w:tc>
+          <w:tcPr>
+            <w:tcW w:type="dxa" w:w="2161"/>
+          </w:tcPr>
+          <w:p>
+            <w:r>
+              <w:rPr>
+                <w:b/>
+                <w:sz w:val="20"/>
+              </w:rPr>
+              <w:t>状态</w:t>
+            </w:r>
+          </w:p>
+        </w:tc>
+      </w:tr>
+      <w:tr>
+        <w:tc>
+          <w:tcPr>
+            <w:tcW w:type="dxa" w:w="2161"/>
+          </w:tcPr>
+          <w:p>
+            <w:r>
+              <w:rPr>
+                <w:sz w:val="20"/>
+              </w:rPr>
+              <w:t>MySQL</w:t>
+            </w:r>
+          </w:p>
+        </w:tc>
+        <w:tc>
+          <w:tcPr>
+            <w:tcW w:type="dxa" w:w="2161"/>
+          </w:tcPr>
+          <w:p>
+            <w:r>
+              <w:rPr>
+                <w:sz w:val="20"/>
+              </w:rPr>
+              <w:t>业务事实源（Source of Truth）</w:t>
+            </w:r>
+          </w:p>
+        </w:tc>
+        <w:tc>
+          <w:tcPr>
+            <w:tcW w:type="dxa" w:w="2161"/>
+          </w:tcPr>
+          <w:p>
+            <w:r>
+              <w:rPr>
+                <w:sz w:val="20"/>
+              </w:rPr>
+              <w:t>用户/角色/权限、AI 会话/消息、内容主题/文案/日历、知识文档/标签、学员/院校、飞书同步记录、系统日志</w:t>
+            </w:r>
+          </w:p>
+        </w:tc>
+        <w:tc>
+          <w:tcPr>
+            <w:tcW w:type="dxa" w:w="2161"/>
+          </w:tcPr>
+          <w:p>
+            <w:r>
+              <w:rPr>
+                <w:sz w:val="20"/>
+              </w:rPr>
+              <w:t>已实现（17 张表）</w:t>
+            </w:r>
+          </w:p>
+        </w:tc>
+      </w:tr>
+      <w:tr>
+        <w:tc>
+          <w:tcPr>
+            <w:tcW w:type="dxa" w:w="2161"/>
+          </w:tcPr>
+          <w:p>
+            <w:r>
+              <w:rPr>
+                <w:sz w:val="20"/>
+              </w:rPr>
+              <w:t>Weaviate</w:t>
+            </w:r>
+          </w:p>
+        </w:tc>
+        <w:tc>
+          <w:tcPr>
+            <w:tcW w:type="dxa" w:w="2161"/>
+          </w:tcPr>
+          <w:p>
+            <w:r>
+              <w:rPr>
+                <w:sz w:val="20"/>
+              </w:rPr>
+              <w:t>语义检索引擎</w:t>
+            </w:r>
+          </w:p>
+        </w:tc>
+        <w:tc>
+          <w:tcPr>
+            <w:tcW w:type="dxa" w:w="2161"/>
+          </w:tcPr>
+          <w:p>
+            <w:r>
+              <w:rPr>
+                <w:sz w:val="20"/>
+              </w:rPr>
+              <w:t>知识文档的向量化分片（chunk），关联 MySQL 中的原始文档</w:t>
+            </w:r>
+          </w:p>
+        </w:tc>
+        <w:tc>
+          <w:tcPr>
+            <w:tcW w:type="dxa" w:w="2161"/>
+          </w:tcPr>
+          <w:p>
+            <w:r>
+              <w:rPr>
+                <w:sz w:val="20"/>
+              </w:rPr>
+              <w:t>已实现</w:t>
+            </w:r>
+          </w:p>
+        </w:tc>
+      </w:tr>
+      <w:tr>
+        <w:tc>
+          <w:tcPr>
+            <w:tcW w:type="dxa" w:w="2161"/>
+          </w:tcPr>
+          <w:p>
+            <w:r>
+              <w:rPr>
+                <w:sz w:val="20"/>
+              </w:rPr>
+              <w:t>Redis</w:t>
+            </w:r>
+          </w:p>
+        </w:tc>
+        <w:tc>
+          <w:tcPr>
+            <w:tcW w:type="dxa" w:w="2161"/>
+          </w:tcPr>
+          <w:p>
+            <w:r>
+              <w:rPr>
+                <w:sz w:val="20"/>
+              </w:rPr>
+              <w:t>缓存与中间层</w:t>
+            </w:r>
+          </w:p>
+        </w:tc>
+        <w:tc>
+          <w:tcPr>
+            <w:tcW w:type="dxa" w:w="2161"/>
+          </w:tcPr>
+          <w:p>
+            <w:r>
+              <w:rPr>
+                <w:sz w:val="20"/>
+              </w:rPr>
+              <w:t>热点配置缓存、会话 Token、API 限流计数器、统计分析缓存</w:t>
+            </w:r>
+          </w:p>
+        </w:tc>
+        <w:tc>
+          <w:tcPr>
+            <w:tcW w:type="dxa" w:w="2161"/>
+          </w:tcPr>
+          <w:p>
+            <w:r>
+              <w:rPr>
+                <w:sz w:val="20"/>
+              </w:rPr>
+              <w:t>预留</w:t>
+            </w:r>
+          </w:p>
+        </w:tc>
+      </w:tr>
+      <w:tr>
+        <w:tc>
+          <w:tcPr>
+            <w:tcW w:type="dxa" w:w="2161"/>
+          </w:tcPr>
+          <w:p>
+            <w:r>
+              <w:rPr>
+                <w:sz w:val="20"/>
+              </w:rPr>
+              <w:t>MinIO</w:t>
+            </w:r>
+          </w:p>
+        </w:tc>
+        <w:tc>
+          <w:tcPr>
+            <w:tcW w:type="dxa" w:w="2161"/>
+          </w:tcPr>
+          <w:p>
+            <w:r>
+              <w:rPr>
+                <w:sz w:val="20"/>
+              </w:rPr>
+              <w:t>对象存储</w:t>
+            </w:r>
+          </w:p>
+        </w:tc>
+        <w:tc>
+          <w:tcPr>
+            <w:tcW w:type="dxa" w:w="2161"/>
+          </w:tcPr>
+          <w:p>
+            <w:r>
+              <w:rPr>
+                <w:sz w:val="20"/>
+              </w:rPr>
+              <w:t>内容配图、文件附件、学员头像、知识库文件</w:t>
+            </w:r>
+          </w:p>
+        </w:tc>
+        <w:tc>
+          <w:tcPr>
+            <w:tcW w:type="dxa" w:w="2161"/>
+          </w:tcPr>
+          <w:p>
+            <w:r>
+              <w:rPr>
+                <w:sz w:val="20"/>
+              </w:rPr>
+              <w:t>预留</w:t>
+            </w:r>
+          </w:p>
+        </w:tc>
+      </w:tr>
+    </w:tbl>
+    <w:p/>
+    <w:p>
+      <w:pPr>
+        <w:pStyle w:val="Heading2"/>
+      </w:pPr>
+      <w:r>
         <w:t>4.2  MySQL 业务数据设计</w:t>
       </w:r>
     </w:p>
@@ -6253,7 +7464,7 @@
         <w:rPr>
           <w:sz w:val="24"/>
         </w:rPr>
-        <w:t>MySQL 数据库名为 FlowMind，字符集使用 utf8mb4。按照业务域划分，共有 17 张核心表。每张表均包含 id（BIGINT 主键自增）、created_at、updated_at、deleted 字段，支持逻辑删除和时间审计。</w:t>
+        <w:t>MySQL 数据库名为 FlowMind，字符集使用 utf8mb4。按照业务域划分，共有 19 张核心表。每张表均包含 id（BIGINT 主键自增）、created_at、updated_at、deleted 字段，支持逻辑删除和时间审计。</w:t>
       </w:r>
     </w:p>
     <w:p>
@@ -13697,6 +14908,368 @@
       </w:r>
     </w:p>
     <w:p>
+      <w:pPr>
+        <w:pStyle w:val="Heading2"/>
+      </w:pPr>
+      <w:r>
+        <w:t>10.9  桌面客户端高保真迁移方案</w:t>
+      </w:r>
+    </w:p>
+    <w:p>
+      <w:r>
+        <w:rPr>
+          <w:b/>
+          <w:sz w:val="24"/>
+        </w:rPr>
+        <w:t>背景问题：</w:t>
+      </w:r>
+    </w:p>
+    <w:p>
+      <w:r>
+        <w:rPr>
+          <w:sz w:val="24"/>
+        </w:rPr>
+        <w:t>原 FlowMind Agent 仅提供了 Web 前端（Vue 3 SPA），但在课程演示、离线环境或用户偏好桌面应用场景下，Web 端存在以下局限：① 需要先启动 Vite Dev Server 或构建静态文件部署到 Nginx；② 浏览器环境无法直接访问本地文件系统或系统通知；③ 课程演示时网络不稳定可能导致前端资源加载失败。</w:t>
+      </w:r>
+    </w:p>
+    <w:p>
+      <w:r>
+        <w:rPr>
+          <w:b/>
+          <w:sz w:val="24"/>
+        </w:rPr>
+        <w:t>设计目标：</w:t>
+      </w:r>
+    </w:p>
+    <w:p>
+      <w:r>
+        <w:rPr>
+          <w:sz w:val="24"/>
+        </w:rPr>
+        <w:t>① 用 Python/PySide6 高保真复刻 Web 端全部 10 个业务页面，保持页面结构和交互流程一致。</w:t>
+      </w:r>
+    </w:p>
+    <w:p>
+      <w:r>
+        <w:rPr>
+          <w:sz w:val="24"/>
+        </w:rPr>
+        <w:t>② 复用现有 Java 后端，桌面端只重写客户端界面，不重复开发业务逻辑。</w:t>
+      </w:r>
+    </w:p>
+    <w:p>
+      <w:r>
+        <w:rPr>
+          <w:sz w:val="24"/>
+        </w:rPr>
+        <w:t>③ 支持离线 Demo 模式，无后端无网络时仍可完整演示所有页面。</w:t>
+      </w:r>
+    </w:p>
+    <w:p>
+      <w:r>
+        <w:rPr>
+          <w:sz w:val="24"/>
+        </w:rPr>
+        <w:t>④ 提供自动化自检脚本，验证 API、离线数据和 GUI 页面是否正常工作。</w:t>
+      </w:r>
+    </w:p>
+    <w:p>
+      <w:r>
+        <w:rPr>
+          <w:b/>
+          <w:sz w:val="24"/>
+        </w:rPr>
+        <w:t>方案设计：</w:t>
+      </w:r>
+    </w:p>
+    <w:p>
+      <w:r>
+        <w:rPr>
+          <w:sz w:val="24"/>
+        </w:rPr>
+        <w:t>桌面端采用"保留后端、重写客户端"策略，核心设计决策如下：</w:t>
+      </w:r>
+    </w:p>
+    <w:p>
+      <w:r>
+        <w:rPr>
+          <w:sz w:val="24"/>
+        </w:rPr>
+        <w:t>① API 客户端层（api.py）：统一封装所有后端 REST 和 SSE 调用，同时内置 offline://demo 模式的完整 Mock 数据（fallback_data.py），当后端不可用时自动切换为离线模式。所有 Mock 数据覆盖登录、角色权限、流式对话、内容运营、知识库、学员、院校、飞书状态等全部业务模块。</w:t>
+      </w:r>
+    </w:p>
+    <w:p>
+      <w:r>
+        <w:rPr>
+          <w:sz w:val="24"/>
+        </w:rPr>
+        <w:t>② 页面视图层（views.py）：每个页面实现为一个独立的 Python 类，包含 load() 数据加载、render() 页面渲染和用户交互处理。页面间通过 QStackedWidget 切换，侧边栏导航与 Web 端路由结构一致。</w:t>
+      </w:r>
+    </w:p>
+    <w:p>
+      <w:r>
+        <w:rPr>
+          <w:sz w:val="24"/>
+        </w:rPr>
+        <w:t>③ 通用组件层（widgets.py）：将 Web 端的 Element Plus 组件等价映射为 PySide6 自定义组件：Badge → 彩色标签、StarRating → 星级评分、MarkdownPanel → Markdown 渲染、TraceListPanel → 工具调用卡片列表、CalendarGrid → 月历网格、ChartCard → 自绘图表（QPainter）、DataTable → 可交互数据表格、StreamWorker → SSE 流式线程。</w:t>
+      </w:r>
+    </w:p>
+    <w:p>
+      <w:r>
+        <w:rPr>
+          <w:sz w:val="24"/>
+        </w:rPr>
+        <w:t>④ 样式系统（styles.py）：通过 QSS（Qt Style Sheets）定义全应用统一的设计语言，包括颜色系统（PRIMARY #5b6cff、SUCCESS #19b37b、WARNING #f59e0b、DANGER #ef4444）、字体规范（Microsoft YaHei）、圆角/边框/间距规范、按钮/标签/卡片/进度条的视觉变体。</w:t>
+      </w:r>
+    </w:p>
+    <w:p>
+      <w:r>
+        <w:rPr>
+          <w:sz w:val="24"/>
+        </w:rPr>
+        <w:t>⑤ 双渲染器设计：PySide6 作为主渲染器（run.py），提供接近原生的现代 GUI 体验；Tkinter（tk_app.py）作为兜底渲染器，在 PySide6 因 Qt DLL 兼容性问题无法启动时仍可运行核心功能。</w:t>
+      </w:r>
+    </w:p>
+    <w:p>
+      <w:r>
+        <w:rPr>
+          <w:b/>
+          <w:sz w:val="24"/>
+        </w:rPr>
+        <w:t>优点：</w:t>
+      </w:r>
+    </w:p>
+    <w:p>
+      <w:r>
+        <w:rPr>
+          <w:sz w:val="24"/>
+        </w:rPr>
+        <w:t>① 一次开发，多端共享：后端 API 同时服务 Web、桌面和移动三个客户端，业务逻辑零重复。</w:t>
+      </w:r>
+    </w:p>
+    <w:p>
+      <w:r>
+        <w:rPr>
+          <w:sz w:val="24"/>
+        </w:rPr>
+        <w:t>② 离线友好：内置 fallback_data.py 覆盖全部 Mock 数据，评审老师无需启动后端即可查看完整界面。</w:t>
+      </w:r>
+    </w:p>
+    <w:p>
+      <w:r>
+        <w:rPr>
+          <w:sz w:val="24"/>
+        </w:rPr>
+        <w:t>③ 自检验证：smoke_test.py + pyside_smoke_test.py + check_desktop.py 三层自检确保提交质量。</w:t>
+      </w:r>
+    </w:p>
+    <w:p>
+      <w:r>
+        <w:rPr>
+          <w:sz w:val="24"/>
+        </w:rPr>
+        <w:t>④ 渐进增强：从 Tkinter 兜底 → PySide6 高保真，不依赖单一 GUI 框架。</w:t>
+      </w:r>
+    </w:p>
+    <w:p>
+      <w:r>
+        <w:rPr>
+          <w:b/>
+          <w:sz w:val="24"/>
+        </w:rPr>
+        <w:t>局限与后续优化：</w:t>
+      </w:r>
+    </w:p>
+    <w:p>
+      <w:r>
+        <w:rPr>
+          <w:sz w:val="24"/>
+        </w:rPr>
+        <w:t>① PySide6 6.11+ 曾出现 Qt DLL 导入失败，当前固定 6.7.3 版本以保持兼容。后续可升级到更新的稳定版本。</w:t>
+      </w:r>
+    </w:p>
+    <w:p>
+      <w:r>
+        <w:rPr>
+          <w:sz w:val="24"/>
+        </w:rPr>
+        <w:t>② 自绘图表（ChartCanvas）不支持交互式缩放和 tooltip，后续可集成 pyqtgraph 或 Qt Charts 模块。</w:t>
+      </w:r>
+    </w:p>
+    <w:p>
+      <w:r>
+        <w:rPr>
+          <w:sz w:val="24"/>
+        </w:rPr>
+        <w:t>③ 桌面端目前不支持 Web 端的 Service Worker 离线缓存和 PWA 安装能力。</w:t>
+      </w:r>
+    </w:p>
+    <w:p>
+      <w:pPr>
+        <w:pStyle w:val="Heading2"/>
+      </w:pPr>
+      <w:r>
+        <w:t>10.10  移动端 Android 客户端</w:t>
+      </w:r>
+    </w:p>
+    <w:p>
+      <w:r>
+        <w:rPr>
+          <w:b/>
+          <w:sz w:val="24"/>
+        </w:rPr>
+        <w:t>背景问题：</w:t>
+      </w:r>
+    </w:p>
+    <w:p>
+      <w:r>
+        <w:rPr>
+          <w:sz w:val="24"/>
+        </w:rPr>
+        <w:t>内容运营人员和教育咨询老师经常在外出或移动场景下需要快速查看知识库、回答学员问题、检查内容日历。Web 端在手机上体验不佳（未做移动端响应式适配），需要一个原生 Android 客户端。</w:t>
+      </w:r>
+    </w:p>
+    <w:p>
+      <w:r>
+        <w:rPr>
+          <w:b/>
+          <w:sz w:val="24"/>
+        </w:rPr>
+        <w:t>设计目标：</w:t>
+      </w:r>
+    </w:p>
+    <w:p>
+      <w:r>
+        <w:rPr>
+          <w:sz w:val="24"/>
+        </w:rPr>
+        <w:t>① 提供原生 Android 应用，支持在手机上使用 AI 工作台核心功能。</w:t>
+      </w:r>
+    </w:p>
+    <w:p>
+      <w:r>
+        <w:rPr>
+          <w:sz w:val="24"/>
+        </w:rPr>
+        <w:t>② 与 Web 端共享同一套后端 API 和用户认证体系，数据互通。</w:t>
+      </w:r>
+    </w:p>
+    <w:p>
+      <w:r>
+        <w:rPr>
+          <w:sz w:val="24"/>
+        </w:rPr>
+        <w:t>③ 支持 SSE 流式对话，移动端也能体验流式输出。</w:t>
+      </w:r>
+    </w:p>
+    <w:p>
+      <w:r>
+        <w:rPr>
+          <w:b/>
+          <w:sz w:val="24"/>
+        </w:rPr>
+        <w:t>方案设计：</w:t>
+      </w:r>
+    </w:p>
+    <w:p>
+      <w:r>
+        <w:rPr>
+          <w:sz w:val="24"/>
+        </w:rPr>
+        <w:t>移动端采用原生 Android (Java) 开发，核心组件包括：</w:t>
+      </w:r>
+    </w:p>
+    <w:p>
+      <w:r>
+        <w:rPr>
+          <w:sz w:val="24"/>
+        </w:rPr>
+        <w:t>① ApiClient.java（~198 行）：统一的 HTTP 客户端，封装所有后端 REST 接口调用和 SSE 流式数据解析。采用异步线程 + Handler 机制，将流式 token 实时更新到 UI。</w:t>
+      </w:r>
+    </w:p>
+    <w:p>
+      <w:r>
+        <w:rPr>
+          <w:sz w:val="24"/>
+        </w:rPr>
+        <w:t>② MainActivity.java（~1,427 行）：主界面实现，包含对话列表、消息气泡、输入框和流式文本展示。支持多 Agent 类型切换（FlowMindAgent / ContentAgent / KnowledgeAgent / StudentAgent / SchoolAgent / FeishuAgent）。</w:t>
+      </w:r>
+    </w:p>
+    <w:p>
+      <w:r>
+        <w:rPr>
+          <w:sz w:val="24"/>
+        </w:rPr>
+        <w:t>③ 编译产物为 Debug APK（FlowMindAgent-mobile-debug.apk，~67KB），可直接安装到 Android 手机进行功能验证。</w:t>
+      </w:r>
+    </w:p>
+    <w:p>
+      <w:r>
+        <w:rPr>
+          <w:b/>
+          <w:sz w:val="24"/>
+        </w:rPr>
+        <w:t>优点：</w:t>
+      </w:r>
+    </w:p>
+    <w:p>
+      <w:r>
+        <w:rPr>
+          <w:sz w:val="24"/>
+        </w:rPr>
+        <w:t>① 原生体验：利用 Android 原生 UI 组件，滑动流畅、启动快。</w:t>
+      </w:r>
+    </w:p>
+    <w:p>
+      <w:r>
+        <w:rPr>
+          <w:sz w:val="24"/>
+        </w:rPr>
+        <w:t>② 后端复用：与 Web 端和桌面端共享完全相同的后端 API，无需为移动端单独开发服务端。</w:t>
+      </w:r>
+    </w:p>
+    <w:p>
+      <w:r>
+        <w:rPr>
+          <w:sz w:val="24"/>
+        </w:rPr>
+        <w:t>③ 鉴权一致：使用与 Web 端相同的 Token 认证机制，用户账号在三个端通用。</w:t>
+      </w:r>
+    </w:p>
+    <w:p>
+      <w:r>
+        <w:rPr>
+          <w:b/>
+          <w:sz w:val="24"/>
+        </w:rPr>
+        <w:t>局限与后续优化：</w:t>
+      </w:r>
+    </w:p>
+    <w:p>
+      <w:r>
+        <w:rPr>
+          <w:sz w:val="24"/>
+        </w:rPr>
+        <w:t>① 当前为 Debug 构建，未做 ProGuard 混淆和 Release 签名。后续需配置正式签名和构建流程。</w:t>
+      </w:r>
+    </w:p>
+    <w:p>
+      <w:r>
+        <w:rPr>
+          <w:sz w:val="24"/>
+        </w:rPr>
+        <w:t>② UI 较简单，未使用 Jetpack Compose 或 Material Design 3。后续可升级 UI 框架提升视觉效果。</w:t>
+      </w:r>
+    </w:p>
+    <w:p>
+      <w:r>
+        <w:rPr>
+          <w:sz w:val="24"/>
+        </w:rPr>
+        <w:t>③ 目前仅实现核心对话和列表功能，内容运营、知识库管理等高级页面的移动端适配仍需完善。</w:t>
+      </w:r>
+    </w:p>
+    <w:p>
       <w:r>
         <w:br w:type="page"/>
       </w:r>
@@ -14569,7 +16142,7 @@
           <w:b/>
           <w:sz w:val="24"/>
         </w:rPr>
-        <w:t>（以下数据待统计，提交最终文档时替换为实际值。）</w:t>
+        <w:t>（以下数据来自 git ls-files 统计，排除 node_modules、target、.venv、dist、.git 等非源码目录。）</w:t>
       </w:r>
     </w:p>
     <w:tbl>
@@ -14637,7 +16210,7 @@
               <w:rPr>
                 <w:sz w:val="20"/>
               </w:rPr>
-              <w:t>客户端代码量（前端）</w:t>
+              <w:t>前端代码量（Vue/TS/JS/CSS）</w:t>
             </w:r>
           </w:p>
         </w:tc>
@@ -14650,7 +16223,7 @@
               <w:rPr>
                 <w:sz w:val="20"/>
               </w:rPr>
-              <w:t>待统计</w:t>
+              <w:t>~9,045 行</w:t>
             </w:r>
           </w:p>
         </w:tc>
@@ -14663,7 +16236,7 @@
               <w:rPr>
                 <w:sz w:val="20"/>
               </w:rPr>
-              <w:t>使用 cloc frontend/src/ --exclude-dir=node_modules,dist</w:t>
+              <w:t>Vue 4,732 + TypeScript 4,311 + CSS/HTML</w:t>
             </w:r>
           </w:p>
         </w:tc>
@@ -14678,7 +16251,7 @@
               <w:rPr>
                 <w:sz w:val="20"/>
               </w:rPr>
-              <w:t>服务端代码量（后端）</w:t>
+              <w:t>服务端代码量（Java）</w:t>
             </w:r>
           </w:p>
         </w:tc>
@@ -14691,7 +16264,7 @@
               <w:rPr>
                 <w:sz w:val="20"/>
               </w:rPr>
-              <w:t>待统计</w:t>
+              <w:t>~17,497 行</w:t>
             </w:r>
           </w:p>
         </w:tc>
@@ -14704,7 +16277,7 @@
               <w:rPr>
                 <w:sz w:val="20"/>
               </w:rPr>
-              <w:t>使用 cloc backend/ --exclude-dir=target,.m2repo</w:t>
+              <w:t>103 个 Java 源文件，涵盖 12 个 Maven 模块</w:t>
             </w:r>
           </w:p>
         </w:tc>
@@ -14719,7 +16292,7 @@
               <w:rPr>
                 <w:sz w:val="20"/>
               </w:rPr>
-              <w:t>桌面客户端代码量</w:t>
+              <w:t>桌面客户端代码量（Python）</w:t>
             </w:r>
           </w:p>
         </w:tc>
@@ -14732,7 +16305,7 @@
               <w:rPr>
                 <w:sz w:val="20"/>
               </w:rPr>
-              <w:t>待统计</w:t>
+              <w:t>~7,220 行</w:t>
             </w:r>
           </w:p>
         </w:tc>
@@ -14745,7 +16318,7 @@
               <w:rPr>
                 <w:sz w:val="20"/>
               </w:rPr>
-              <w:t>使用 cloc desktop_fronted/ --exclude-dir=.venv,__pycache__</w:t>
+              <w:t>views.py + widgets.py + api.py + styles.py + fallback_data.py + tk_app.py</w:t>
             </w:r>
           </w:p>
         </w:tc>
@@ -14760,7 +16333,7 @@
               <w:rPr>
                 <w:sz w:val="20"/>
               </w:rPr>
-              <w:t>文档与配置文件</w:t>
+              <w:t>移动端代码量（Android Java）</w:t>
             </w:r>
           </w:p>
         </w:tc>
@@ -14773,7 +16346,7 @@
               <w:rPr>
                 <w:sz w:val="20"/>
               </w:rPr>
-              <w:t>待统计</w:t>
+              <w:t>~1,625 行</w:t>
             </w:r>
           </w:p>
         </w:tc>
@@ -14786,7 +16359,7 @@
               <w:rPr>
                 <w:sz w:val="20"/>
               </w:rPr>
-              <w:t>使用 cloc docs/ scripts/ --exclude-ext=docx,pdf</w:t>
+              <w:t>MainActivity.java + ApiClient.java</w:t>
             </w:r>
           </w:p>
         </w:tc>
@@ -14801,6 +16374,129 @@
               <w:rPr>
                 <w:sz w:val="20"/>
               </w:rPr>
+              <w:t>数据库脚本（SQL）</w:t>
+            </w:r>
+          </w:p>
+        </w:tc>
+        <w:tc>
+          <w:tcPr>
+            <w:tcW w:type="dxa" w:w="2882"/>
+          </w:tcPr>
+          <w:p>
+            <w:r>
+              <w:rPr>
+                <w:sz w:val="20"/>
+              </w:rPr>
+              <w:t>~316 行</w:t>
+            </w:r>
+          </w:p>
+        </w:tc>
+        <w:tc>
+          <w:tcPr>
+            <w:tcW w:type="dxa" w:w="2882"/>
+          </w:tcPr>
+          <w:p>
+            <w:r>
+              <w:rPr>
+                <w:sz w:val="20"/>
+              </w:rPr>
+              <w:t>schema.sql + mock-data.sql</w:t>
+            </w:r>
+          </w:p>
+        </w:tc>
+      </w:tr>
+      <w:tr>
+        <w:tc>
+          <w:tcPr>
+            <w:tcW w:type="dxa" w:w="2882"/>
+          </w:tcPr>
+          <w:p>
+            <w:r>
+              <w:rPr>
+                <w:sz w:val="20"/>
+              </w:rPr>
+              <w:t>文档与 Markdown</w:t>
+            </w:r>
+          </w:p>
+        </w:tc>
+        <w:tc>
+          <w:tcPr>
+            <w:tcW w:type="dxa" w:w="2882"/>
+          </w:tcPr>
+          <w:p>
+            <w:r>
+              <w:rPr>
+                <w:sz w:val="20"/>
+              </w:rPr>
+              <w:t>~9,429 行</w:t>
+            </w:r>
+          </w:p>
+        </w:tc>
+        <w:tc>
+          <w:tcPr>
+            <w:tcW w:type="dxa" w:w="2882"/>
+          </w:tcPr>
+          <w:p>
+            <w:r>
+              <w:rPr>
+                <w:sz w:val="20"/>
+              </w:rPr>
+              <w:t>所有 .md 文件</w:t>
+            </w:r>
+          </w:p>
+        </w:tc>
+      </w:tr>
+      <w:tr>
+        <w:tc>
+          <w:tcPr>
+            <w:tcW w:type="dxa" w:w="2882"/>
+          </w:tcPr>
+          <w:p>
+            <w:r>
+              <w:rPr>
+                <w:sz w:val="20"/>
+              </w:rPr>
+              <w:t>配置与脚本（XML/YAML/Gradle/PS1/Sh）</w:t>
+            </w:r>
+          </w:p>
+        </w:tc>
+        <w:tc>
+          <w:tcPr>
+            <w:tcW w:type="dxa" w:w="2882"/>
+          </w:tcPr>
+          <w:p>
+            <w:r>
+              <w:rPr>
+                <w:sz w:val="20"/>
+              </w:rPr>
+              <w:t>~1,239 行</w:t>
+            </w:r>
+          </w:p>
+        </w:tc>
+        <w:tc>
+          <w:tcPr>
+            <w:tcW w:type="dxa" w:w="2882"/>
+          </w:tcPr>
+          <w:p>
+            <w:r>
+              <w:rPr>
+                <w:sz w:val="20"/>
+              </w:rPr>
+              <w:t>pom.xml、application.yml、build.gradle、.ps1 等</w:t>
+            </w:r>
+          </w:p>
+        </w:tc>
+      </w:tr>
+      <w:tr>
+        <w:tc>
+          <w:tcPr>
+            <w:tcW w:type="dxa" w:w="2882"/>
+          </w:tcPr>
+          <w:p>
+            <w:r>
+              <w:rPr>
+                <w:sz w:val="20"/>
+              </w:rPr>
               <w:t>整个系统总代码量</w:t>
             </w:r>
           </w:p>
@@ -14814,7 +16510,7 @@
               <w:rPr>
                 <w:sz w:val="20"/>
               </w:rPr>
-              <w:t>待统计</w:t>
+              <w:t>~49,879 行</w:t>
             </w:r>
           </w:p>
         </w:tc>
@@ -14827,7 +16523,7 @@
               <w:rPr>
                 <w:sz w:val="20"/>
               </w:rPr>
-              <w:t>使用 cloc . --exclude-dir=node_modules,target,.m2repo,.venv,__pycache__,dist,.git</w:t>
+              <w:t>使用 git ls-files | xargs wc -l 在根目录统计全部源文件（290 个文件）</w:t>
             </w:r>
           </w:p>
         </w:tc>
@@ -15309,6 +17005,22 @@
           <w:sz w:val="24"/>
         </w:rPr>
         <w:t>⑩ contrib/capability 扩展缓冲区设计，支持小组成员独立开发和渐进式能力沉淀。</w:t>
+      </w:r>
+    </w:p>
+    <w:p>
+      <w:r>
+        <w:rPr>
+          <w:sz w:val="24"/>
+        </w:rPr>
+        <w:t>⑪ 桌面客户端（Python/PySide6）高保真复刻 Web 端全部 10 个页面，支持离线 Demo 和双渲染器兜底。</w:t>
+      </w:r>
+    </w:p>
+    <w:p>
+      <w:r>
+        <w:rPr>
+          <w:sz w:val="24"/>
+        </w:rPr>
+        <w:t>⑫ Android 移动客户端，与 Web/桌面端共享同一后端 API 和用户认证体系。</w:t>
       </w:r>
     </w:p>
     <w:p>

--- a/docs/submission/系统设计文档.docx
+++ b/docs/submission/系统设计文档.docx
@@ -2187,7 +2187,7 @@
         <w:rPr>
           <w:sz w:val="24"/>
         </w:rPr>
-        <w:t>FlowMind Agent 采用经典的前后端分离架构。前端是 Vue 3 单页应用（SPA），通过 HTTP REST API 和 SSE 协议与后端通信。后端是基于 Spring Boot 3.x 的多模块 Maven 工程，Demo 阶段由 app-service 模块聚合启动所有子模块。逻辑上，后端按照微服务边界划分为 9 个业务服务模块和 3 个公共模块，每个模块有独立的包结构、Controller、Service、Mapper。</w:t>
+        <w:t>FlowMind Agent 采用经典的前后端分离架构，共提供三套客户端：Web 前端（Vue 3 SPA）、桌面客户端（Python/PySide6）和 Android 移动客户端（Java）。三端通过统一的 HTTP REST API 和 SSE 协议与同一套后端通信，共享全部业务逻辑、用户认证和数据存储。后端是基于 Spring Boot 3.x 的多模块 Maven 工程，Demo 阶段由 app-service 模块聚合启动所有子模块。逻辑上，后端按照微服务边界划分为 9 个业务服务模块和 3 个公共模块，每个模块有独立的包结构、Controller、Service、Mapper。</w:t>
       </w:r>
     </w:p>
     <w:p>
@@ -2203,7 +2203,7 @@
         <w:rPr>
           <w:sz w:val="24"/>
         </w:rPr>
-        <w:t>• 表示层（Presentation）：Vue 3 前端，Element Plus 组件，ECharts 图表，SSE EventSource</w:t>
+        <w:t>• 表示层（Presentation）：三套客户端——① Vue 3 Web 前端（Element Plus + ECharts + SSE EventSource）；② Python/PySide6 桌面客户端（高保真复刻 10 个业务页面，支持离线 Demo）；③ Android 移动客户端（原生 Java，支持 SSE 流式对话）</w:t>
       </w:r>
     </w:p>
     <w:p>
@@ -2268,7 +2268,7 @@
           <w:rFonts w:ascii="Consolas" w:hAnsi="Consolas"/>
           <w:sz w:val="18"/>
         </w:rPr>
-        <w:t>┌─────────────────────────────────────────────────────────────────────┐</w:t>
+        <w:t>┌───────────────────────────────────────────────────────────────────────────┐</w:t>
       </w:r>
     </w:p>
     <w:p>
@@ -2280,7 +2280,7 @@
           <w:rFonts w:ascii="Consolas" w:hAnsi="Consolas"/>
           <w:sz w:val="18"/>
         </w:rPr>
-        <w:t>│                         用户 / 浏览器 (Chrome / Edge)                │</w:t>
+        <w:t>│                       用户 (浏览器 / 桌面 / 手机)                           │</w:t>
       </w:r>
     </w:p>
     <w:p>
@@ -2292,7 +2292,7 @@
           <w:rFonts w:ascii="Consolas" w:hAnsi="Consolas"/>
           <w:sz w:val="18"/>
         </w:rPr>
-        <w:t>└────────────────────────────┬────────────────────────────────────────┘</w:t>
+        <w:t>└──────────────────────────────────┬────────────────────────────────────────┘</w:t>
       </w:r>
     </w:p>
     <w:p>
@@ -2304,7 +2304,7 @@
           <w:rFonts w:ascii="Consolas" w:hAnsi="Consolas"/>
           <w:sz w:val="18"/>
         </w:rPr>
-        <w:t xml:space="preserve">                             │ HTTPS</w:t>
+        <w:t xml:space="preserve">                                   │ HTTPS</w:t>
       </w:r>
     </w:p>
     <w:p>
@@ -2316,7 +2316,7 @@
           <w:rFonts w:ascii="Consolas" w:hAnsi="Consolas"/>
           <w:sz w:val="18"/>
         </w:rPr>
-        <w:t xml:space="preserve">                             ▼</w:t>
+        <w:t xml:space="preserve">              ┌────────────────────┼────────────────────────┐</w:t>
       </w:r>
     </w:p>
     <w:p>
@@ -2328,7 +2328,7 @@
           <w:rFonts w:ascii="Consolas" w:hAnsi="Consolas"/>
           <w:sz w:val="18"/>
         </w:rPr>
-        <w:t>┌─────────────────────────────────────────────────────────────────────┐</w:t>
+        <w:t xml:space="preserve">              ▼                    ▼                        ▼</w:t>
       </w:r>
     </w:p>
     <w:p>
@@ -2340,7 +2340,7 @@
           <w:rFonts w:ascii="Consolas" w:hAnsi="Consolas"/>
           <w:sz w:val="18"/>
         </w:rPr>
-        <w:t>│              Nginx / Vite Dev Server (开发阶段)                      │</w:t>
+        <w:t>┌──────────────────────┐┌──────────────────────┐┌──────────────────────┐</w:t>
       </w:r>
     </w:p>
     <w:p>
@@ -2352,7 +2352,7 @@
           <w:rFonts w:ascii="Consolas" w:hAnsi="Consolas"/>
           <w:sz w:val="18"/>
         </w:rPr>
-        <w:t>│                     Frontend SPA                                    │</w:t>
+        <w:t>│  Web 前端 (Vue 3)    ││ 桌面客户端 (PySide6)  ││ 移动客户端 (Android) │</w:t>
       </w:r>
     </w:p>
     <w:p>
@@ -2364,7 +2364,7 @@
           <w:rFonts w:ascii="Consolas" w:hAnsi="Consolas"/>
           <w:sz w:val="18"/>
         </w:rPr>
-        <w:t>│        Vue 3 + TypeScript + Element Plus + ECharts                  │</w:t>
+        <w:t>│  Vite + Element Plus ││  Python + QSS 样式   ││  Java + SSE 流式     │</w:t>
       </w:r>
     </w:p>
     <w:p>
@@ -2376,7 +2376,7 @@
           <w:rFonts w:ascii="Consolas" w:hAnsi="Consolas"/>
           <w:sz w:val="18"/>
         </w:rPr>
-        <w:t>│        ┌──────────┬──────────┬──────────┬──────────┐               │</w:t>
+        <w:t>│  ┌────────┐┌───────┐││  ┌────────┐┌───────┐││  ┌────────┐┌───────┐│</w:t>
       </w:r>
     </w:p>
     <w:p>
@@ -2388,7 +2388,7 @@
           <w:rFonts w:ascii="Consolas" w:hAnsi="Consolas"/>
           <w:sz w:val="18"/>
         </w:rPr>
-        <w:t>│        │AI 工作台 │内容管理  │学员管理  │数据分析  │               │</w:t>
+        <w:t>│  │AI工作台││内容管理│││  │AI工作台││内容管理│││  │AI工作台││知识库 ││</w:t>
       </w:r>
     </w:p>
     <w:p>
@@ -2400,7 +2400,7 @@
           <w:rFonts w:ascii="Consolas" w:hAnsi="Consolas"/>
           <w:sz w:val="18"/>
         </w:rPr>
-        <w:t>│        │(SSE流式) │(选题/文案)│(画像/进度)│(ECharts)│               │</w:t>
+        <w:t>│  │SSE流式 ││选题文案│││  │SSE流式 ││选题文案│││  │SSE流式 ││学员   ││</w:t>
       </w:r>
     </w:p>
     <w:p>
@@ -2412,7 +2412,7 @@
           <w:rFonts w:ascii="Consolas" w:hAnsi="Consolas"/>
           <w:sz w:val="18"/>
         </w:rPr>
-        <w:t>│        └──────────┴──────────┴──────────┴──────────┘               │</w:t>
+        <w:t>│  └────────┘└───────┘││  └────────┘└───────┘││  └────────┘└───────┘│</w:t>
       </w:r>
     </w:p>
     <w:p>
@@ -2424,7 +2424,7 @@
           <w:rFonts w:ascii="Consolas" w:hAnsi="Consolas"/>
           <w:sz w:val="18"/>
         </w:rPr>
-        <w:t>└────────────────────────────┬────────────────────────────────────────┘</w:t>
+        <w:t>└──────────┬───────────┘└──────────┬───────────┘└──────────┬───────────┘</w:t>
       </w:r>
     </w:p>
     <w:p>
@@ -2436,7 +2436,7 @@
           <w:rFonts w:ascii="Consolas" w:hAnsi="Consolas"/>
           <w:sz w:val="18"/>
         </w:rPr>
-        <w:t xml:space="preserve">                             │ REST / SSE</w:t>
+        <w:t xml:space="preserve">           │                       │                       │</w:t>
       </w:r>
     </w:p>
     <w:p>
@@ -2448,7 +2448,7 @@
           <w:rFonts w:ascii="Consolas" w:hAnsi="Consolas"/>
           <w:sz w:val="18"/>
         </w:rPr>
-        <w:t xml:space="preserve">                             ▼</w:t>
+        <w:t xml:space="preserve">           └───────────────────────┼───────────────────────┘</w:t>
       </w:r>
     </w:p>
     <w:p>
@@ -2460,7 +2460,7 @@
           <w:rFonts w:ascii="Consolas" w:hAnsi="Consolas"/>
           <w:sz w:val="18"/>
         </w:rPr>
-        <w:t>┌─────────────────────────────────────────────────────────────────────┐</w:t>
+        <w:t xml:space="preserve">                                   │ REST / SSE (统一后端 API)</w:t>
       </w:r>
     </w:p>
     <w:p>
@@ -2472,7 +2472,7 @@
           <w:rFonts w:ascii="Consolas" w:hAnsi="Consolas"/>
           <w:sz w:val="18"/>
         </w:rPr>
-        <w:t>│                    Gateway Service (统一路由 / CORS)                 │</w:t>
+        <w:t xml:space="preserve">                                   ▼</w:t>
       </w:r>
     </w:p>
     <w:p>
@@ -2484,7 +2484,7 @@
           <w:rFonts w:ascii="Consolas" w:hAnsi="Consolas"/>
           <w:sz w:val="18"/>
         </w:rPr>
-        <w:t>└────────────────────────────┬────────────────────────────────────────┘</w:t>
+        <w:t>┌───────────────────────────────────────────────────────────────────────────┐</w:t>
       </w:r>
     </w:p>
     <w:p>
@@ -2496,7 +2496,7 @@
           <w:rFonts w:ascii="Consolas" w:hAnsi="Consolas"/>
           <w:sz w:val="18"/>
         </w:rPr>
-        <w:t xml:space="preserve">                             │</w:t>
+        <w:t>│                      Nginx / Gateway Service (统一路由 / CORS)              │</w:t>
       </w:r>
     </w:p>
     <w:p>
@@ -2508,7 +2508,7 @@
           <w:rFonts w:ascii="Consolas" w:hAnsi="Consolas"/>
           <w:sz w:val="18"/>
         </w:rPr>
-        <w:t xml:space="preserve">                             ▼</w:t>
+        <w:t>└──────────────────────────────────┬────────────────────────────────────────┘</w:t>
       </w:r>
     </w:p>
     <w:p>
@@ -2520,7 +2520,7 @@
           <w:rFonts w:ascii="Consolas" w:hAnsi="Consolas"/>
           <w:sz w:val="18"/>
         </w:rPr>
-        <w:t>┌─────────────────────────────────────────────────────────────────────┐</w:t>
+        <w:t xml:space="preserve">                             │ REST / SSE</w:t>
       </w:r>
     </w:p>
     <w:p>
@@ -2532,7 +2532,7 @@
           <w:rFonts w:ascii="Consolas" w:hAnsi="Consolas"/>
           <w:sz w:val="18"/>
         </w:rPr>
-        <w:t>│                   app-service (Demo 聚合启动入口)                    │</w:t>
+        <w:t xml:space="preserve">                             ▼</w:t>
       </w:r>
     </w:p>
     <w:p>
@@ -2544,7 +2544,7 @@
           <w:rFonts w:ascii="Consolas" w:hAnsi="Consolas"/>
           <w:sz w:val="18"/>
         </w:rPr>
-        <w:t>│                                                                     │</w:t>
+        <w:t>┌─────────────────────────────────────────────────────────────────────┐</w:t>
       </w:r>
     </w:p>
     <w:p>
@@ -2556,7 +2556,7 @@
           <w:rFonts w:ascii="Consolas" w:hAnsi="Consolas"/>
           <w:sz w:val="18"/>
         </w:rPr>
-        <w:t>│  ┌───────────┐ ┌───────────┐ ┌───────────┐ ┌───────────┐          │</w:t>
+        <w:t>│                    Gateway Service (统一路由 / CORS)                 │</w:t>
       </w:r>
     </w:p>
     <w:p>
@@ -2568,7 +2568,7 @@
           <w:rFonts w:ascii="Consolas" w:hAnsi="Consolas"/>
           <w:sz w:val="18"/>
         </w:rPr>
-        <w:t>│  │user-      │ │ai-agent-  │ │content-   │ │knowledge- │          │</w:t>
+        <w:t>└────────────────────────────┬────────────────────────────────────────┘</w:t>
       </w:r>
     </w:p>
     <w:p>
@@ -2580,7 +2580,7 @@
           <w:rFonts w:ascii="Consolas" w:hAnsi="Consolas"/>
           <w:sz w:val="18"/>
         </w:rPr>
-        <w:t>│  │service    │ │service    │ │service    │ │service    │          │</w:t>
+        <w:t xml:space="preserve">                             │</w:t>
       </w:r>
     </w:p>
     <w:p>
@@ -2592,7 +2592,7 @@
           <w:rFonts w:ascii="Consolas" w:hAnsi="Consolas"/>
           <w:sz w:val="18"/>
         </w:rPr>
-        <w:t>│  │           │ │┌─────────┐│ │┌─────────┐│ │┌─────────┐│          │</w:t>
+        <w:t xml:space="preserve">                             ▼</w:t>
       </w:r>
     </w:p>
     <w:p>
@@ -2604,7 +2604,7 @@
           <w:rFonts w:ascii="Consolas" w:hAnsi="Consolas"/>
           <w:sz w:val="18"/>
         </w:rPr>
-        <w:t>│  │• 登录注册 │ ││Agent    ││ ││Port/    ││ ││Embedding││          │</w:t>
+        <w:t>┌─────────────────────────────────────────────────────────────────────┐</w:t>
       </w:r>
     </w:p>
     <w:p>
@@ -2616,7 +2616,7 @@
           <w:rFonts w:ascii="Consolas" w:hAnsi="Consolas"/>
           <w:sz w:val="18"/>
         </w:rPr>
-        <w:t>│  │• 角色权限 │ ││Router   ││ ││Adapter  ││ ││Service  ││          │</w:t>
+        <w:t>│                   app-service (Demo 聚合启动入口)                    │</w:t>
       </w:r>
     </w:p>
     <w:p>
@@ -2628,7 +2628,7 @@
           <w:rFonts w:ascii="Consolas" w:hAnsi="Consolas"/>
           <w:sz w:val="18"/>
         </w:rPr>
-        <w:t>│  │• RBAC    │ ││LLMClient││ ││SOP 引擎 ││ ││Weaviate ││          │</w:t>
+        <w:t>│                                                                     │</w:t>
       </w:r>
     </w:p>
     <w:p>
@@ -2640,7 +2640,7 @@
           <w:rFonts w:ascii="Consolas" w:hAnsi="Consolas"/>
           <w:sz w:val="18"/>
         </w:rPr>
-        <w:t>│  └───────────┘ ││Extension││ │└─────────┘│ ││Client   ││          │</w:t>
+        <w:t>│  ┌───────────┐ ┌───────────┐ ┌───────────┐ ┌───────────┐          │</w:t>
       </w:r>
     </w:p>
     <w:p>
@@ -2652,7 +2652,7 @@
           <w:rFonts w:ascii="Consolas" w:hAnsi="Consolas"/>
           <w:sz w:val="18"/>
         </w:rPr>
-        <w:t>│                │└─────────┘│ └───────────┘ │└─────────┘│          │</w:t>
+        <w:t>│  │user-      │ │ai-agent-  │ │content-   │ │knowledge- │          │</w:t>
       </w:r>
     </w:p>
     <w:p>
@@ -2664,7 +2664,7 @@
           <w:rFonts w:ascii="Consolas" w:hAnsi="Consolas"/>
           <w:sz w:val="18"/>
         </w:rPr>
-        <w:t>│                └───────────┘               └───────────┘          │</w:t>
+        <w:t>│  │service    │ │service    │ │service    │ │service    │          │</w:t>
       </w:r>
     </w:p>
     <w:p>
@@ -2676,7 +2676,7 @@
           <w:rFonts w:ascii="Consolas" w:hAnsi="Consolas"/>
           <w:sz w:val="18"/>
         </w:rPr>
-        <w:t>│  ┌───────────┐ ┌───────────┐ ┌───────────┐ ┌───────────┐          │</w:t>
+        <w:t>│  │           │ │┌─────────┐│ │┌─────────┐│ │┌─────────┐│          │</w:t>
       </w:r>
     </w:p>
     <w:p>
@@ -2688,7 +2688,7 @@
           <w:rFonts w:ascii="Consolas" w:hAnsi="Consolas"/>
           <w:sz w:val="18"/>
         </w:rPr>
-        <w:t>│  │student-   │ │school-    │ │analytics- │ │feishu-    │          │</w:t>
+        <w:t>│  │• 登录注册 │ ││Agent    ││ ││Port/    ││ ││Embedding││          │</w:t>
       </w:r>
     </w:p>
     <w:p>
@@ -2700,7 +2700,7 @@
           <w:rFonts w:ascii="Consolas" w:hAnsi="Consolas"/>
           <w:sz w:val="18"/>
         </w:rPr>
-        <w:t>│  │service    │ │service    │ │service    │ │service    │          │</w:t>
+        <w:t>│  │• 角色权限 │ ││Router   ││ ││Adapter  ││ ││Service  ││          │</w:t>
       </w:r>
     </w:p>
     <w:p>
@@ -2712,7 +2712,7 @@
           <w:rFonts w:ascii="Consolas" w:hAnsi="Consolas"/>
           <w:sz w:val="18"/>
         </w:rPr>
-        <w:t>│  │           │ │           │ │           │ │           │          │</w:t>
+        <w:t>│  │• RBAC    │ ││LLMClient││ ││SOP 引擎 ││ ││Weaviate ││          │</w:t>
       </w:r>
     </w:p>
     <w:p>
@@ -2724,7 +2724,7 @@
           <w:rFonts w:ascii="Consolas" w:hAnsi="Consolas"/>
           <w:sz w:val="18"/>
         </w:rPr>
-        <w:t>│  │• 画像管理 │ │• 院校情报 │ │• 数据概览 │ │• 飞书文档 │          │</w:t>
+        <w:t>│  └───────────┘ ││Extension││ │└─────────┘│ ││Client   ││          │</w:t>
       </w:r>
     </w:p>
     <w:p>
@@ -2736,7 +2736,7 @@
           <w:rFonts w:ascii="Consolas" w:hAnsi="Consolas"/>
           <w:sz w:val="18"/>
         </w:rPr>
-        <w:t>│  │• 申请进度 │ │• 项目匹配 │ │• 图表统计 │ │• 多维表格 │          │</w:t>
+        <w:t>│                │└─────────┘│ └───────────┘ │└─────────┘│          │</w:t>
       </w:r>
     </w:p>
     <w:p>
@@ -2748,7 +2748,7 @@
           <w:rFonts w:ascii="Consolas" w:hAnsi="Consolas"/>
           <w:sz w:val="18"/>
         </w:rPr>
-        <w:t>│  └───────────┘ └───────────┘ └───────────┘ │• 群机器人 │          │</w:t>
+        <w:t>│                └───────────┘               └───────────┘          │</w:t>
       </w:r>
     </w:p>
     <w:p>
@@ -2760,7 +2760,7 @@
           <w:rFonts w:ascii="Consolas" w:hAnsi="Consolas"/>
           <w:sz w:val="18"/>
         </w:rPr>
-        <w:t>│                                            └───────────┘          │</w:t>
+        <w:t>│  ┌───────────┐ ┌───────────┐ ┌───────────┐ ┌───────────┐          │</w:t>
       </w:r>
     </w:p>
     <w:p>
@@ -2772,7 +2772,7 @@
           <w:rFonts w:ascii="Consolas" w:hAnsi="Consolas"/>
           <w:sz w:val="18"/>
         </w:rPr>
-        <w:t>│  ┌───────────┐ ┌───────────┐ ┌───────────┐                        │</w:t>
+        <w:t>│  │student-   │ │school-    │ │analytics- │ │feishu-    │          │</w:t>
       </w:r>
     </w:p>
     <w:p>
@@ -2784,7 +2784,7 @@
           <w:rFonts w:ascii="Consolas" w:hAnsi="Consolas"/>
           <w:sz w:val="18"/>
         </w:rPr>
-        <w:t>│  │common-core│ │common-    │ │common-web │                        │</w:t>
+        <w:t>│  │service    │ │service    │ │service    │ │service    │          │</w:t>
       </w:r>
     </w:p>
     <w:p>
@@ -2796,7 +2796,7 @@
           <w:rFonts w:ascii="Consolas" w:hAnsi="Consolas"/>
           <w:sz w:val="18"/>
         </w:rPr>
-        <w:t>│  │           │ │security   │ │           │                        │</w:t>
+        <w:t>│  │           │ │           │ │           │ │           │          │</w:t>
       </w:r>
     </w:p>
     <w:p>
@@ -2808,7 +2808,7 @@
           <w:rFonts w:ascii="Consolas" w:hAnsi="Consolas"/>
           <w:sz w:val="18"/>
         </w:rPr>
-        <w:t>│  │ApiResponse│ │AuthInter- │ │OpenApi    │                        │</w:t>
+        <w:t>│  │• 画像管理 │ │• 院校情报 │ │• 数据概览 │ │• 飞书文档 │          │</w:t>
       </w:r>
     </w:p>
     <w:p>
@@ -2820,7 +2820,7 @@
           <w:rFonts w:ascii="Consolas" w:hAnsi="Consolas"/>
           <w:sz w:val="18"/>
         </w:rPr>
-        <w:t>│  │IdGenerator│ │ceptor     │ │Config     │                        │</w:t>
+        <w:t>│  │• 申请进度 │ │• 项目匹配 │ │• 图表统计 │ │• 多维表格 │          │</w:t>
       </w:r>
     </w:p>
     <w:p>
@@ -2832,7 +2832,7 @@
           <w:rFonts w:ascii="Consolas" w:hAnsi="Consolas"/>
           <w:sz w:val="18"/>
         </w:rPr>
-        <w:t>│  └───────────┘ └───────────┘ └───────────┘                        │</w:t>
+        <w:t>│  └───────────┘ └───────────┘ └───────────┘ │• 群机器人 │          │</w:t>
       </w:r>
     </w:p>
     <w:p>
@@ -2844,7 +2844,7 @@
           <w:rFonts w:ascii="Consolas" w:hAnsi="Consolas"/>
           <w:sz w:val="18"/>
         </w:rPr>
-        <w:t>└───────┬──────────┬──────────┬──────────┬──────────┬────────────────┘</w:t>
+        <w:t>│                                            └───────────┘          │</w:t>
       </w:r>
     </w:p>
     <w:p>
@@ -2856,7 +2856,7 @@
           <w:rFonts w:ascii="Consolas" w:hAnsi="Consolas"/>
           <w:sz w:val="18"/>
         </w:rPr>
-        <w:t xml:space="preserve">        │          │          │          │          │</w:t>
+        <w:t>│  ┌───────────┐ ┌───────────┐ ┌───────────┐                        │</w:t>
       </w:r>
     </w:p>
     <w:p>
@@ -2868,7 +2868,7 @@
           <w:rFonts w:ascii="Consolas" w:hAnsi="Consolas"/>
           <w:sz w:val="18"/>
         </w:rPr>
-        <w:t xml:space="preserve">        ▼          ▼          ▼          ▼          ▼</w:t>
+        <w:t>│  │common-core│ │common-    │ │common-web │                        │</w:t>
       </w:r>
     </w:p>
     <w:p>
@@ -2880,7 +2880,7 @@
           <w:rFonts w:ascii="Consolas" w:hAnsi="Consolas"/>
           <w:sz w:val="18"/>
         </w:rPr>
-        <w:t>┌──────────┐┌──────────┐┌──────────┐┌──────────┐┌──────────────────┐</w:t>
+        <w:t>│  │           │ │security   │ │           │                        │</w:t>
       </w:r>
     </w:p>
     <w:p>
@@ -2892,7 +2892,7 @@
           <w:rFonts w:ascii="Consolas" w:hAnsi="Consolas"/>
           <w:sz w:val="18"/>
         </w:rPr>
-        <w:t>│  MySQL   ││ Weaviate ││  Redis   ││  MinIO   ││   External APIs  │</w:t>
+        <w:t>│  │ApiResponse│ │AuthInter- │ │OpenApi    │                        │</w:t>
       </w:r>
     </w:p>
     <w:p>
@@ -2904,7 +2904,7 @@
           <w:rFonts w:ascii="Consolas" w:hAnsi="Consolas"/>
           <w:sz w:val="18"/>
         </w:rPr>
-        <w:t>│  (业务   ││ (向量    ││  (缓存   ││  (对象   ││                  │</w:t>
+        <w:t>│  │IdGenerator│ │ceptor     │ │Config     │                        │</w:t>
       </w:r>
     </w:p>
     <w:p>
@@ -2916,7 +2916,7 @@
           <w:rFonts w:ascii="Consolas" w:hAnsi="Consolas"/>
           <w:sz w:val="18"/>
         </w:rPr>
-        <w:t>│  数据)   ││  检索引擎)││  预留)   ││  存储预留)││ LLM API (兼容    │</w:t>
+        <w:t>│  └───────────┘ └───────────┘ └───────────┘                        │</w:t>
       </w:r>
     </w:p>
     <w:p>
@@ -2928,7 +2928,7 @@
           <w:rFonts w:ascii="Consolas" w:hAnsi="Consolas"/>
           <w:sz w:val="18"/>
         </w:rPr>
-        <w:t>│          ││          ││          ││          ││ OpenAI 协议)     │</w:t>
+        <w:t>└───────┬──────────┬──────────┬──────────┬──────────┬────────────────┘</w:t>
       </w:r>
     </w:p>
     <w:p>
@@ -2940,7 +2940,7 @@
           <w:rFonts w:ascii="Consolas" w:hAnsi="Consolas"/>
           <w:sz w:val="18"/>
         </w:rPr>
-        <w:t>│          ││          ││          ││          ││ 飞书 Open Platform│</w:t>
+        <w:t xml:space="preserve">        │          │          │          │          │</w:t>
       </w:r>
     </w:p>
     <w:p>
@@ -2952,6 +2952,90 @@
           <w:rFonts w:ascii="Consolas" w:hAnsi="Consolas"/>
           <w:sz w:val="18"/>
         </w:rPr>
+        <w:t xml:space="preserve">        ▼          ▼          ▼          ▼          ▼</w:t>
+      </w:r>
+    </w:p>
+    <w:p>
+      <w:pPr>
+        <w:spacing w:before="0" w:after="0"/>
+      </w:pPr>
+      <w:r>
+        <w:rPr>
+          <w:rFonts w:ascii="Consolas" w:hAnsi="Consolas"/>
+          <w:sz w:val="18"/>
+        </w:rPr>
+        <w:t>┌──────────┐┌──────────┐┌──────────┐┌──────────┐┌──────────────────┐</w:t>
+      </w:r>
+    </w:p>
+    <w:p>
+      <w:pPr>
+        <w:spacing w:before="0" w:after="0"/>
+      </w:pPr>
+      <w:r>
+        <w:rPr>
+          <w:rFonts w:ascii="Consolas" w:hAnsi="Consolas"/>
+          <w:sz w:val="18"/>
+        </w:rPr>
+        <w:t>│  MySQL   ││ Weaviate ││  Redis   ││  MinIO   ││   External APIs  │</w:t>
+      </w:r>
+    </w:p>
+    <w:p>
+      <w:pPr>
+        <w:spacing w:before="0" w:after="0"/>
+      </w:pPr>
+      <w:r>
+        <w:rPr>
+          <w:rFonts w:ascii="Consolas" w:hAnsi="Consolas"/>
+          <w:sz w:val="18"/>
+        </w:rPr>
+        <w:t>│  (业务   ││ (向量    ││  (缓存   ││  (对象   ││                  │</w:t>
+      </w:r>
+    </w:p>
+    <w:p>
+      <w:pPr>
+        <w:spacing w:before="0" w:after="0"/>
+      </w:pPr>
+      <w:r>
+        <w:rPr>
+          <w:rFonts w:ascii="Consolas" w:hAnsi="Consolas"/>
+          <w:sz w:val="18"/>
+        </w:rPr>
+        <w:t>│  数据)   ││  检索引擎)││  预留)   ││  存储预留)││ LLM API (兼容    │</w:t>
+      </w:r>
+    </w:p>
+    <w:p>
+      <w:pPr>
+        <w:spacing w:before="0" w:after="0"/>
+      </w:pPr>
+      <w:r>
+        <w:rPr>
+          <w:rFonts w:ascii="Consolas" w:hAnsi="Consolas"/>
+          <w:sz w:val="18"/>
+        </w:rPr>
+        <w:t>│          ││          ││          ││          ││ OpenAI 协议)     │</w:t>
+      </w:r>
+    </w:p>
+    <w:p>
+      <w:pPr>
+        <w:spacing w:before="0" w:after="0"/>
+      </w:pPr>
+      <w:r>
+        <w:rPr>
+          <w:rFonts w:ascii="Consolas" w:hAnsi="Consolas"/>
+          <w:sz w:val="18"/>
+        </w:rPr>
+        <w:t>│          ││          ││          ││          ││ 飞书 Open Platform│</w:t>
+      </w:r>
+    </w:p>
+    <w:p>
+      <w:pPr>
+        <w:spacing w:before="0" w:after="0"/>
+      </w:pPr>
+      <w:r>
+        <w:rPr>
+          <w:rFonts w:ascii="Consolas" w:hAnsi="Consolas"/>
+          <w:sz w:val="18"/>
+        </w:rPr>
         <w:t>└──────────┘└──────────┘└──────────┘└──────────┘└──────────────────┘</w:t>
       </w:r>
     </w:p>
@@ -2965,7 +3049,7 @@
           <w:i/>
           <w:sz w:val="20"/>
         </w:rPr>
-        <w:t>图注：该图展示了 FlowMind Agent 系统的完整架构，包括用户层、前端层、网关层、业务服务层、AI 智能体层和基础设施层。图中箭头表示依赖方向：前端依赖网关，网关依赖业务服务，业务服务依赖基础设施和 AI 智能体层。</w:t>
+        <w:t>图注：该图展示了 FlowMind Agent 系统的完整架构，包括用户层、三套客户端层、网关层、业务服务层、AI 智能体层和基础设施层。图中箭头表示依赖方向：三套客户端均通过 REST/SSE 访问同一后端，网关统一路由，业务服务依赖基础设施和 AI 智能体层。</w:t>
       </w:r>
     </w:p>
     <w:p/>

--- a/docs/submission/系统设计文档.docx
+++ b/docs/submission/系统设计文档.docx
@@ -68,22 +68,22 @@
     </w:p>
     <w:p>
       <w:r>
-        <w:t>FlowMind Agent 是一个面向内容运营、教育服务、个人 IP 运营和小型团队协作场景的 AI 智能体平台。系统以网页端 AI 对话工作台作为统一入口，结合飞书生态中的文档、多维表格、任务协作和群机器人能力，并结合本地业务数据库、向量数据库和大模型 API，实现内容选题生成、资料库整理、知识问答、学员信息管理、院校项目情报管理、数据可视化和任务协同。</w:t>
-      </w:r>
-    </w:p>
-    <w:p>
-      <w:r>
-        <w:t>本文档为 FlowMind Agent 的《系统设计文档》，面向课程结课设计提交。文档详细阐述了系统的技术选型、总体架构设计、组件与模块结构、数据架构设计、服务协作与事务设计、认证鉴权与安全设计、高并发与性能设计、日志监控与故障定位、部署与运维设计，以及若干技术关键点的详细解决方案。</w:t>
-      </w:r>
-    </w:p>
-    <w:p>
-      <w:r>
-        <w:t>系统采用前后端分离架构：前端基于 Vue3 + TypeScript + Vite + Element Plus 构建，后端基于 Spring Boot 3.x 多模块 Maven 工程。Demo 阶段使用 app-service 聚合启动，同时保留清晰的微服务边界，后续可平滑拆分为独立微服务。数据存储采用 MySQL 作为业务事实源，Weaviate 作为向量检索引擎，Redis 和 MinIO 预留后续扩展。AI 智能体层通过 LLMClient 抽象、Agent Router 自动路由和 AgentExtension 工具扩展机制，实现了大模型厂商无关、工具能力解耦、AI 输出可追溯的设计目标。</w:t>
-      </w:r>
-    </w:p>
-    <w:p>
-      <w:r>
-        <w:t>关键词：AI 智能体；飞书生态；内容运营；知识管理；向量检索；微服务架构；SSE 流式输出</w:t>
+        <w:t>FlowMind Agent 是一个面向内容运营、教育服务、个人 IP 运营和小型团队协作场景的 AI 智能体平台。系统以 AI 对话工作台作为统一入口，同时提供 Web 前端、桌面客户端（Python/PySide6）和 Android 移动客户端三套界面，结合飞书生态中的文档、多维表格、任务协作和群机器人能力，并结合本地业务数据库、向量数据库和大模型 API，实现内容选题生成、资料库整理、知识问答、学员信息管理、院校项目情报管理、数据可视化和任务协同。</w:t>
+      </w:r>
+    </w:p>
+    <w:p>
+      <w:r>
+        <w:t>本文档为 FlowMind Agent 的《系统设计文档》，面向课程结课设计提交。文档详细阐述了系统的技术选型、总体架构设计、组件与模块结构（含三套客户端）、数据架构设计、服务协作与事务设计、认证鉴权与安全设计、高并发与性能设计、日志监控与故障定位、部署与运维设计，以及 12 个技术关键点的详细解决方案。</w:t>
+      </w:r>
+    </w:p>
+    <w:p>
+      <w:r>
+        <w:t>系统采用前后端分离架构：三套客户端（Web 基于 Vue3 + TypeScript + Vite + Element Plus；桌面基于 Python/PySide6；移动基于 Android/Java）通过统一 REST/SSE API 访问同一套后端。后端基于 Spring Boot 3.x 多模块 Maven 工程。Demo 阶段使用 app-service 聚合启动，同时保留清晰的微服务边界，后续可平滑拆分为独立微服务。数据存储采用 MySQL 作为业务事实源，Weaviate 作为向量检索引擎，Redis 和 MinIO 预留后续扩展。AI 智能体层通过 LLMClient 抽象、Agent Router 自动路由和 AgentExtension 工具扩展机制，实现了大模型厂商无关、工具能力解耦、AI 输出可追溯的设计目标。</w:t>
+      </w:r>
+    </w:p>
+    <w:p>
+      <w:r>
+        <w:t>关键词：AI 智能体；飞书生态；内容运营；知识管理；向量检索；微服务架构；SSE 流式输出；桌面客户端；Android 移动端；PySide6</w:t>
       </w:r>
     </w:p>
     <w:p>
@@ -122,7 +122,15 @@
         <w:pStyle w:val="Heading2"/>
       </w:pPr>
       <w:r>
-        <w:t>1.1  前端技术选型</w:t>
+        <w:t>1.1  客户端技术选型</w:t>
+      </w:r>
+    </w:p>
+    <w:p>
+      <w:r>
+        <w:rPr>
+          <w:sz w:val="24"/>
+        </w:rPr>
+        <w:t>FlowMind Agent 提供三套客户端界面，覆盖 Web 浏览器、桌面操作系统和 Android 移动设备三种使用场景。三端通过统一的 REST/SSE API 访问同一套后端服务，共享全部业务逻辑和数据。</w:t>
       </w:r>
     </w:p>
     <w:p>
@@ -131,7 +139,7 @@
           <w:b/>
           <w:sz w:val="24"/>
         </w:rPr>
-        <w:t>FlowMind Agent 前端采用 Vue 3 + TypeScript + Vite + Element Plus 技术栈，构建面向内容运营人员的 AI 工作台与后台管理系统。</w:t>
+        <w:t>Web 前端采用 Vue 3 + TypeScript + Vite + Element Plus 技术栈，构建面向内容运营人员的 AI 工作台与后台管理系统。桌面客户端采用 Python/PySide6 + QSS 样式系统，高保真复刻 Web 端全部 10 个业务页面，并额外支持离线 Demo 模式和双渲染器兜底（Tkinter）。Android 移动客户端采用原生 Java 开发（MainActivity + ApiClient），支持 SSE 流式对话和核心业务功能。</w:t>
       </w:r>
     </w:p>
     <w:p>
@@ -139,7 +147,7 @@
         <w:pStyle w:val="Heading3"/>
       </w:pPr>
       <w:r>
-        <w:t>1.1.1  已选技术及选型理由</w:t>
+        <w:t>1.1.1  Web 前端已选技术及选型理由</w:t>
       </w:r>
     </w:p>
     <w:tbl>
@@ -178,7 +186,7 @@
                 <w:b/>
                 <w:sz w:val="20"/>
               </w:rPr>
-              <w:t>版本</w:t>
+              <w:t>版本/说明</w:t>
             </w:r>
           </w:p>
         </w:tc>
@@ -532,7 +540,7 @@
         <w:pStyle w:val="Heading3"/>
       </w:pPr>
       <w:r>
-        <w:t>1.1.2  替代方案对比</w:t>
+        <w:t>1.1.2  Web 前端替代方案对比</w:t>
       </w:r>
     </w:p>
     <w:tbl>
@@ -817,6 +825,153 @@
                 <w:sz w:val="20"/>
               </w:rPr>
               <w:t>AI 工作台涉及多面板、多标签、实时流式展示等复杂交互，不适合原生开发</w:t>
+            </w:r>
+          </w:p>
+        </w:tc>
+      </w:tr>
+    </w:tbl>
+    <w:p/>
+    <w:p>
+      <w:pPr>
+        <w:pStyle w:val="Heading3"/>
+      </w:pPr>
+      <w:r>
+        <w:t>1.1.3  桌面与移动客户端技术选型</w:t>
+      </w:r>
+    </w:p>
+    <w:tbl>
+      <w:tblPr>
+        <w:tblStyle w:val="TableGrid"/>
+        <w:tblW w:type="auto" w:w="0"/>
+        <w:tblLook w:firstColumn="1" w:firstRow="1" w:lastColumn="0" w:lastRow="0" w:noHBand="0" w:noVBand="1" w:val="04A0"/>
+      </w:tblPr>
+      <w:tblGrid>
+        <w:gridCol w:w="2882"/>
+        <w:gridCol w:w="2882"/>
+        <w:gridCol w:w="2882"/>
+      </w:tblGrid>
+      <w:tr>
+        <w:tc>
+          <w:tcPr>
+            <w:tcW w:type="dxa" w:w="2882"/>
+          </w:tcPr>
+          <w:p>
+            <w:r>
+              <w:rPr>
+                <w:b/>
+                <w:sz w:val="20"/>
+              </w:rPr>
+              <w:t>客户端</w:t>
+            </w:r>
+          </w:p>
+        </w:tc>
+        <w:tc>
+          <w:tcPr>
+            <w:tcW w:type="dxa" w:w="2882"/>
+          </w:tcPr>
+          <w:p>
+            <w:r>
+              <w:rPr>
+                <w:b/>
+                <w:sz w:val="20"/>
+              </w:rPr>
+              <w:t>技术栈</w:t>
+            </w:r>
+          </w:p>
+        </w:tc>
+        <w:tc>
+          <w:tcPr>
+            <w:tcW w:type="dxa" w:w="2882"/>
+          </w:tcPr>
+          <w:p>
+            <w:r>
+              <w:rPr>
+                <w:b/>
+                <w:sz w:val="20"/>
+              </w:rPr>
+              <w:t>选型理由</w:t>
+            </w:r>
+          </w:p>
+        </w:tc>
+      </w:tr>
+      <w:tr>
+        <w:tc>
+          <w:tcPr>
+            <w:tcW w:type="dxa" w:w="2882"/>
+          </w:tcPr>
+          <w:p>
+            <w:r>
+              <w:rPr>
+                <w:sz w:val="20"/>
+              </w:rPr>
+              <w:t>桌面客户端</w:t>
+            </w:r>
+          </w:p>
+        </w:tc>
+        <w:tc>
+          <w:tcPr>
+            <w:tcW w:type="dxa" w:w="2882"/>
+          </w:tcPr>
+          <w:p>
+            <w:r>
+              <w:rPr>
+                <w:sz w:val="20"/>
+              </w:rPr>
+              <w:t>Python + PySide6 + QSS 样式系统 + httpx；Tkinter 作为兜底渲染器</w:t>
+            </w:r>
+          </w:p>
+        </w:tc>
+        <w:tc>
+          <w:tcPr>
+            <w:tcW w:type="dxa" w:w="2882"/>
+          </w:tcPr>
+          <w:p>
+            <w:r>
+              <w:rPr>
+                <w:sz w:val="20"/>
+              </w:rPr>
+              <w:t>PySide6 提供接近原生的现代 GUI 组件，QSS 支持与 Web CSS 类似的设计语言定义能力；Python 生态丰富，适合快速原型开发；Tkinter 作为标准库无需额外安装，保证在任何 Python 环境都能运行核心功能</w:t>
+            </w:r>
+          </w:p>
+        </w:tc>
+      </w:tr>
+      <w:tr>
+        <w:tc>
+          <w:tcPr>
+            <w:tcW w:type="dxa" w:w="2882"/>
+          </w:tcPr>
+          <w:p>
+            <w:r>
+              <w:rPr>
+                <w:sz w:val="20"/>
+              </w:rPr>
+              <w:t>Android 移动客户端</w:t>
+            </w:r>
+          </w:p>
+        </w:tc>
+        <w:tc>
+          <w:tcPr>
+            <w:tcW w:type="dxa" w:w="2882"/>
+          </w:tcPr>
+          <w:p>
+            <w:r>
+              <w:rPr>
+                <w:sz w:val="20"/>
+              </w:rPr>
+              <w:t>原生 Android Java + OkHttp/HttpURLConnection；Gradle 构建；APK 直接安装</w:t>
+            </w:r>
+          </w:p>
+        </w:tc>
+        <w:tc>
+          <w:tcPr>
+            <w:tcW w:type="dxa" w:w="2882"/>
+          </w:tcPr>
+          <w:p>
+            <w:r>
+              <w:rPr>
+                <w:sz w:val="20"/>
+              </w:rPr>
+              <w:t>原生开发保证启动速度和滑动流畅性；与 Web 端共享同一套后端 API 和 Token 认证；ApiClient 封装 SSE 流式解析，移动端也能获得流式对话体验</w:t>
             </w:r>
           </w:p>
         </w:tc>
